--- a/Fase 1/Evidencias Proyecto/SegurIA-LPR_Product_Backlog_Priorizado.docx
+++ b/Fase 1/Evidencias Proyecto/SegurIA-LPR_Product_Backlog_Priorizado.docx
@@ -29,23 +29,7 @@
           <w:szCs w:val="72"/>
         </w:rPr>
         <w:br/>
-        <w:t>“</w:t>
-      </w:r>
-      <w:r>
-        <w:rPr>
-          <w:color w:val="2F5496"/>
-          <w:sz w:val="72"/>
-          <w:szCs w:val="72"/>
-        </w:rPr>
-        <w:t>SegurIA-LPR</w:t>
-      </w:r>
-      <w:r>
-        <w:rPr>
-          <w:color w:val="2F5496"/>
-          <w:sz w:val="72"/>
-          <w:szCs w:val="72"/>
-        </w:rPr>
-        <w:t>”</w:t>
+        <w:t>“SegurIA-LPR”</w:t>
       </w:r>
     </w:p>
     <w:p>
@@ -86,39 +70,7 @@
           <w:sz w:val="24"/>
           <w:szCs w:val="24"/>
         </w:rPr>
-        <w:t xml:space="preserve">Documento, desarrollo </w:t>
-      </w:r>
-      <w:r>
-        <w:rPr>
-          <w:color w:val="000000"/>
-          <w:sz w:val="24"/>
-          <w:szCs w:val="24"/>
-        </w:rPr>
-        <w:t>Product Backlog Priorizado</w:t>
-      </w:r>
-      <w:r>
-        <w:rPr>
-          <w:color w:val="000000"/>
-          <w:sz w:val="24"/>
-          <w:szCs w:val="24"/>
-        </w:rPr>
-        <w:t xml:space="preserve"> “</w:t>
-      </w:r>
-      <w:r>
-        <w:rPr>
-          <w:color w:val="000000"/>
-          <w:sz w:val="24"/>
-          <w:szCs w:val="24"/>
-        </w:rPr>
-        <w:t>SegurIA-LPR</w:t>
-      </w:r>
-      <w:r>
-        <w:rPr>
-          <w:color w:val="000000"/>
-          <w:sz w:val="24"/>
-          <w:szCs w:val="24"/>
-        </w:rPr>
-        <w:t>”.</w:t>
+        <w:t>Documento, desarrollo Product Backlog Priorizado “SegurIA-LPR”.</w:t>
       </w:r>
     </w:p>
     <w:p/>
@@ -184,7 +136,7 @@
           <w:r>
             <w:fldChar w:fldCharType="separate"/>
           </w:r>
-          <w:hyperlink w:anchor="_Toc241443295" w:history="1">
+          <w:hyperlink w:anchor="_Toc242290298" w:history="1">
             <w:r>
               <w:rPr>
                 <w:rStyle w:val="Hipervnculo"/>
@@ -215,7 +167,7 @@
                 <w:noProof/>
                 <w:webHidden/>
               </w:rPr>
-              <w:instrText xml:space="preserve"> PAGEREF _Toc241443295 \h </w:instrText>
+              <w:instrText xml:space="preserve"> PAGEREF _Toc242290298 \h </w:instrText>
             </w:r>
             <w:r>
               <w:rPr>
@@ -261,7 +213,7 @@
               <w14:ligatures w14:val="standardContextual"/>
             </w:rPr>
           </w:pPr>
-          <w:hyperlink w:anchor="_Toc241443296" w:history="1">
+          <w:hyperlink w:anchor="_Toc242290299" w:history="1">
             <w:r>
               <w:rPr>
                 <w:rStyle w:val="Hipervnculo"/>
@@ -292,7 +244,7 @@
                 <w:noProof/>
                 <w:webHidden/>
               </w:rPr>
-              <w:instrText xml:space="preserve"> PAGEREF _Toc241443296 \h </w:instrText>
+              <w:instrText xml:space="preserve"> PAGEREF _Toc242290299 \h </w:instrText>
             </w:r>
             <w:r>
               <w:rPr>
@@ -338,7 +290,7 @@
               <w14:ligatures w14:val="standardContextual"/>
             </w:rPr>
           </w:pPr>
-          <w:hyperlink w:anchor="_Toc241443297" w:history="1">
+          <w:hyperlink w:anchor="_Toc242290300" w:history="1">
             <w:r>
               <w:rPr>
                 <w:rStyle w:val="Hipervnculo"/>
@@ -369,7 +321,7 @@
                 <w:noProof/>
                 <w:webHidden/>
               </w:rPr>
-              <w:instrText xml:space="preserve"> PAGEREF _Toc241443297 \h </w:instrText>
+              <w:instrText xml:space="preserve"> PAGEREF _Toc242290300 \h </w:instrText>
             </w:r>
             <w:r>
               <w:rPr>
@@ -415,7 +367,7 @@
               <w14:ligatures w14:val="standardContextual"/>
             </w:rPr>
           </w:pPr>
-          <w:hyperlink w:anchor="_Toc241443298" w:history="1">
+          <w:hyperlink w:anchor="_Toc242290301" w:history="1">
             <w:r>
               <w:rPr>
                 <w:rStyle w:val="Hipervnculo"/>
@@ -444,7 +396,7 @@
                 <w:noProof/>
                 <w:webHidden/>
               </w:rPr>
-              <w:instrText xml:space="preserve"> PAGEREF _Toc241443298 \h </w:instrText>
+              <w:instrText xml:space="preserve"> PAGEREF _Toc242290301 \h </w:instrText>
             </w:r>
             <w:r>
               <w:rPr>
@@ -490,7 +442,7 @@
               <w14:ligatures w14:val="standardContextual"/>
             </w:rPr>
           </w:pPr>
-          <w:hyperlink w:anchor="_Toc241443299" w:history="1">
+          <w:hyperlink w:anchor="_Toc242290302" w:history="1">
             <w:r>
               <w:rPr>
                 <w:rStyle w:val="Hipervnculo"/>
@@ -521,7 +473,7 @@
                 <w:noProof/>
                 <w:webHidden/>
               </w:rPr>
-              <w:instrText xml:space="preserve"> PAGEREF _Toc241443299 \h </w:instrText>
+              <w:instrText xml:space="preserve"> PAGEREF _Toc242290302 \h </w:instrText>
             </w:r>
             <w:r>
               <w:rPr>
@@ -567,7 +519,7 @@
               <w14:ligatures w14:val="standardContextual"/>
             </w:rPr>
           </w:pPr>
-          <w:hyperlink w:anchor="_Toc241443300" w:history="1">
+          <w:hyperlink w:anchor="_Toc242290303" w:history="1">
             <w:r>
               <w:rPr>
                 <w:rStyle w:val="Hipervnculo"/>
@@ -596,7 +548,7 @@
                 <w:noProof/>
                 <w:webHidden/>
               </w:rPr>
-              <w:instrText xml:space="preserve"> PAGEREF _Toc241443300 \h </w:instrText>
+              <w:instrText xml:space="preserve"> PAGEREF _Toc242290303 \h </w:instrText>
             </w:r>
             <w:r>
               <w:rPr>
@@ -642,7 +594,7 @@
               <w14:ligatures w14:val="standardContextual"/>
             </w:rPr>
           </w:pPr>
-          <w:hyperlink w:anchor="_Toc241443301" w:history="1">
+          <w:hyperlink w:anchor="_Toc242290304" w:history="1">
             <w:r>
               <w:rPr>
                 <w:rStyle w:val="Hipervnculo"/>
@@ -671,7 +623,7 @@
                 <w:noProof/>
                 <w:webHidden/>
               </w:rPr>
-              <w:instrText xml:space="preserve"> PAGEREF _Toc241443301 \h </w:instrText>
+              <w:instrText xml:space="preserve"> PAGEREF _Toc242290304 \h </w:instrText>
             </w:r>
             <w:r>
               <w:rPr>
@@ -691,7 +643,7 @@
                 <w:noProof/>
                 <w:webHidden/>
               </w:rPr>
-              <w:t>5</w:t>
+              <w:t>6</w:t>
             </w:r>
             <w:r>
               <w:rPr>
@@ -717,7 +669,7 @@
               <w14:ligatures w14:val="standardContextual"/>
             </w:rPr>
           </w:pPr>
-          <w:hyperlink w:anchor="_Toc241443302" w:history="1">
+          <w:hyperlink w:anchor="_Toc242290305" w:history="1">
             <w:r>
               <w:rPr>
                 <w:rStyle w:val="Hipervnculo"/>
@@ -727,7 +679,7 @@
                 <w:iCs/>
                 <w:noProof/>
               </w:rPr>
-              <w:t>Estrategia de Levantamiento y Liberación por Release</w:t>
+              <w:t>Planificación de Historias de Usuario por Sprint</w:t>
             </w:r>
             <w:r>
               <w:rPr>
@@ -748,7 +700,7 @@
                 <w:noProof/>
                 <w:webHidden/>
               </w:rPr>
-              <w:instrText xml:space="preserve"> PAGEREF _Toc241443302 \h </w:instrText>
+              <w:instrText xml:space="preserve"> PAGEREF _Toc242290305 \h </w:instrText>
             </w:r>
             <w:r>
               <w:rPr>
@@ -768,7 +720,7 @@
                 <w:noProof/>
                 <w:webHidden/>
               </w:rPr>
-              <w:t>6</w:t>
+              <w:t>7</w:t>
             </w:r>
             <w:r>
               <w:rPr>
@@ -794,7 +746,7 @@
               <w14:ligatures w14:val="standardContextual"/>
             </w:rPr>
           </w:pPr>
-          <w:hyperlink w:anchor="_Toc241443303" w:history="1">
+          <w:hyperlink w:anchor="_Toc242290306" w:history="1">
             <w:r>
               <w:rPr>
                 <w:rStyle w:val="Hipervnculo"/>
@@ -802,7 +754,7 @@
                 <w:iCs/>
                 <w:noProof/>
               </w:rPr>
-              <w:t>Release 1: Plataforma Base, Modelo de Datos y Pipeline Edge (Sprints 1 - 2 | Semanas 5 - 8)</w:t>
+              <w:t>Planificación (Semanas 1 - 4: 10/08 al 05/09/2026)</w:t>
             </w:r>
             <w:r>
               <w:rPr>
@@ -823,7 +775,7 @@
                 <w:noProof/>
                 <w:webHidden/>
               </w:rPr>
-              <w:instrText xml:space="preserve"> PAGEREF _Toc241443303 \h </w:instrText>
+              <w:instrText xml:space="preserve"> PAGEREF _Toc242290306 \h </w:instrText>
             </w:r>
             <w:r>
               <w:rPr>
@@ -843,7 +795,7 @@
                 <w:noProof/>
                 <w:webHidden/>
               </w:rPr>
-              <w:t>6</w:t>
+              <w:t>7</w:t>
             </w:r>
             <w:r>
               <w:rPr>
@@ -869,7 +821,7 @@
               <w14:ligatures w14:val="standardContextual"/>
             </w:rPr>
           </w:pPr>
-          <w:hyperlink w:anchor="_Toc241443304" w:history="1">
+          <w:hyperlink w:anchor="_Toc242290307" w:history="1">
             <w:r>
               <w:rPr>
                 <w:rStyle w:val="Hipervnculo"/>
@@ -877,7 +829,7 @@
                 <w:iCs/>
                 <w:noProof/>
               </w:rPr>
-              <w:t>Release 2: Portales Web, Gestión de Visitas y Sistema de Alertas (Sprints 3 - 4 | Semanas 9 - 12)</w:t>
+              <w:t>Sprint 0 (Semanas 5 - 6: 07/09 al 19/09/2026)</w:t>
             </w:r>
             <w:r>
               <w:rPr>
@@ -898,7 +850,7 @@
                 <w:noProof/>
                 <w:webHidden/>
               </w:rPr>
-              <w:instrText xml:space="preserve"> PAGEREF _Toc241443304 \h </w:instrText>
+              <w:instrText xml:space="preserve"> PAGEREF _Toc242290307 \h </w:instrText>
             </w:r>
             <w:r>
               <w:rPr>
@@ -918,7 +870,7 @@
                 <w:noProof/>
                 <w:webHidden/>
               </w:rPr>
-              <w:t>6</w:t>
+              <w:t>7</w:t>
             </w:r>
             <w:r>
               <w:rPr>
@@ -944,7 +896,7 @@
               <w14:ligatures w14:val="standardContextual"/>
             </w:rPr>
           </w:pPr>
-          <w:hyperlink w:anchor="_Toc241443305" w:history="1">
+          <w:hyperlink w:anchor="_Toc242290308" w:history="1">
             <w:r>
               <w:rPr>
                 <w:rStyle w:val="Hipervnculo"/>
@@ -952,7 +904,7 @@
                 <w:iCs/>
                 <w:noProof/>
               </w:rPr>
-              <w:t>Release 3: Optimización Infrarroja, Integración y Pruebas de Campo (Sprint 5 | Semanas 13 - 15)</w:t>
+              <w:t>Sprint 1 (Semanas 7 - 8: 21/09 al 03/10/2026)</w:t>
             </w:r>
             <w:r>
               <w:rPr>
@@ -973,7 +925,7 @@
                 <w:noProof/>
                 <w:webHidden/>
               </w:rPr>
-              <w:instrText xml:space="preserve"> PAGEREF _Toc241443305 \h </w:instrText>
+              <w:instrText xml:space="preserve"> PAGEREF _Toc242290308 \h </w:instrText>
             </w:r>
             <w:r>
               <w:rPr>
@@ -993,7 +945,384 @@
                 <w:noProof/>
                 <w:webHidden/>
               </w:rPr>
-              <w:t>6</w:t>
+              <w:t>7</w:t>
+            </w:r>
+            <w:r>
+              <w:rPr>
+                <w:noProof/>
+                <w:webHidden/>
+              </w:rPr>
+              <w:fldChar w:fldCharType="end"/>
+            </w:r>
+          </w:hyperlink>
+        </w:p>
+        <w:p>
+          <w:pPr>
+            <w:pStyle w:val="TDC3"/>
+            <w:tabs>
+              <w:tab w:val="right" w:leader="dot" w:pos="8828"/>
+            </w:tabs>
+            <w:rPr>
+              <w:rFonts w:asciiTheme="minorHAnsi" w:eastAsiaTheme="minorEastAsia" w:hAnsiTheme="minorHAnsi" w:cstheme="minorBidi"/>
+              <w:noProof/>
+              <w:kern w:val="2"/>
+              <w:sz w:val="24"/>
+              <w:szCs w:val="24"/>
+              <w14:ligatures w14:val="standardContextual"/>
+            </w:rPr>
+          </w:pPr>
+          <w:hyperlink w:anchor="_Toc242290309" w:history="1">
+            <w:r>
+              <w:rPr>
+                <w:rStyle w:val="Hipervnculo"/>
+                <w:i/>
+                <w:iCs/>
+                <w:noProof/>
+              </w:rPr>
+              <w:t>Sprint 2 (Semanas 9 - 10: 05/10 al 17/10/2026)</w:t>
+            </w:r>
+            <w:r>
+              <w:rPr>
+                <w:noProof/>
+                <w:webHidden/>
+              </w:rPr>
+              <w:tab/>
+            </w:r>
+            <w:r>
+              <w:rPr>
+                <w:noProof/>
+                <w:webHidden/>
+              </w:rPr>
+              <w:fldChar w:fldCharType="begin"/>
+            </w:r>
+            <w:r>
+              <w:rPr>
+                <w:noProof/>
+                <w:webHidden/>
+              </w:rPr>
+              <w:instrText xml:space="preserve"> PAGEREF _Toc242290309 \h </w:instrText>
+            </w:r>
+            <w:r>
+              <w:rPr>
+                <w:noProof/>
+                <w:webHidden/>
+              </w:rPr>
+            </w:r>
+            <w:r>
+              <w:rPr>
+                <w:noProof/>
+                <w:webHidden/>
+              </w:rPr>
+              <w:fldChar w:fldCharType="separate"/>
+            </w:r>
+            <w:r>
+              <w:rPr>
+                <w:noProof/>
+                <w:webHidden/>
+              </w:rPr>
+              <w:t>7</w:t>
+            </w:r>
+            <w:r>
+              <w:rPr>
+                <w:noProof/>
+                <w:webHidden/>
+              </w:rPr>
+              <w:fldChar w:fldCharType="end"/>
+            </w:r>
+          </w:hyperlink>
+        </w:p>
+        <w:p>
+          <w:pPr>
+            <w:pStyle w:val="TDC3"/>
+            <w:tabs>
+              <w:tab w:val="right" w:leader="dot" w:pos="8828"/>
+            </w:tabs>
+            <w:rPr>
+              <w:rFonts w:asciiTheme="minorHAnsi" w:eastAsiaTheme="minorEastAsia" w:hAnsiTheme="minorHAnsi" w:cstheme="minorBidi"/>
+              <w:noProof/>
+              <w:kern w:val="2"/>
+              <w:sz w:val="24"/>
+              <w:szCs w:val="24"/>
+              <w14:ligatures w14:val="standardContextual"/>
+            </w:rPr>
+          </w:pPr>
+          <w:hyperlink w:anchor="_Toc242290310" w:history="1">
+            <w:r>
+              <w:rPr>
+                <w:rStyle w:val="Hipervnculo"/>
+                <w:i/>
+                <w:iCs/>
+                <w:noProof/>
+              </w:rPr>
+              <w:t>Sprint 3 (Semanas 11 - 12: 19/10 al 31/10/2026)</w:t>
+            </w:r>
+            <w:r>
+              <w:rPr>
+                <w:noProof/>
+                <w:webHidden/>
+              </w:rPr>
+              <w:tab/>
+            </w:r>
+            <w:r>
+              <w:rPr>
+                <w:noProof/>
+                <w:webHidden/>
+              </w:rPr>
+              <w:fldChar w:fldCharType="begin"/>
+            </w:r>
+            <w:r>
+              <w:rPr>
+                <w:noProof/>
+                <w:webHidden/>
+              </w:rPr>
+              <w:instrText xml:space="preserve"> PAGEREF _Toc242290310 \h </w:instrText>
+            </w:r>
+            <w:r>
+              <w:rPr>
+                <w:noProof/>
+                <w:webHidden/>
+              </w:rPr>
+            </w:r>
+            <w:r>
+              <w:rPr>
+                <w:noProof/>
+                <w:webHidden/>
+              </w:rPr>
+              <w:fldChar w:fldCharType="separate"/>
+            </w:r>
+            <w:r>
+              <w:rPr>
+                <w:noProof/>
+                <w:webHidden/>
+              </w:rPr>
+              <w:t>7</w:t>
+            </w:r>
+            <w:r>
+              <w:rPr>
+                <w:noProof/>
+                <w:webHidden/>
+              </w:rPr>
+              <w:fldChar w:fldCharType="end"/>
+            </w:r>
+          </w:hyperlink>
+        </w:p>
+        <w:p>
+          <w:pPr>
+            <w:pStyle w:val="TDC3"/>
+            <w:tabs>
+              <w:tab w:val="right" w:leader="dot" w:pos="8828"/>
+            </w:tabs>
+            <w:rPr>
+              <w:rFonts w:asciiTheme="minorHAnsi" w:eastAsiaTheme="minorEastAsia" w:hAnsiTheme="minorHAnsi" w:cstheme="minorBidi"/>
+              <w:noProof/>
+              <w:kern w:val="2"/>
+              <w:sz w:val="24"/>
+              <w:szCs w:val="24"/>
+              <w14:ligatures w14:val="standardContextual"/>
+            </w:rPr>
+          </w:pPr>
+          <w:hyperlink w:anchor="_Toc242290311" w:history="1">
+            <w:r>
+              <w:rPr>
+                <w:rStyle w:val="Hipervnculo"/>
+                <w:i/>
+                <w:iCs/>
+                <w:noProof/>
+              </w:rPr>
+              <w:t>Sprint 4 (Semanas 13 - 14: 02/11 al 14/11/2026)</w:t>
+            </w:r>
+            <w:r>
+              <w:rPr>
+                <w:noProof/>
+                <w:webHidden/>
+              </w:rPr>
+              <w:tab/>
+            </w:r>
+            <w:r>
+              <w:rPr>
+                <w:noProof/>
+                <w:webHidden/>
+              </w:rPr>
+              <w:fldChar w:fldCharType="begin"/>
+            </w:r>
+            <w:r>
+              <w:rPr>
+                <w:noProof/>
+                <w:webHidden/>
+              </w:rPr>
+              <w:instrText xml:space="preserve"> PAGEREF _Toc242290311 \h </w:instrText>
+            </w:r>
+            <w:r>
+              <w:rPr>
+                <w:noProof/>
+                <w:webHidden/>
+              </w:rPr>
+            </w:r>
+            <w:r>
+              <w:rPr>
+                <w:noProof/>
+                <w:webHidden/>
+              </w:rPr>
+              <w:fldChar w:fldCharType="separate"/>
+            </w:r>
+            <w:r>
+              <w:rPr>
+                <w:noProof/>
+                <w:webHidden/>
+              </w:rPr>
+              <w:t>7</w:t>
+            </w:r>
+            <w:r>
+              <w:rPr>
+                <w:noProof/>
+                <w:webHidden/>
+              </w:rPr>
+              <w:fldChar w:fldCharType="end"/>
+            </w:r>
+          </w:hyperlink>
+        </w:p>
+        <w:p>
+          <w:pPr>
+            <w:pStyle w:val="TDC3"/>
+            <w:tabs>
+              <w:tab w:val="right" w:leader="dot" w:pos="8828"/>
+            </w:tabs>
+            <w:rPr>
+              <w:rFonts w:asciiTheme="minorHAnsi" w:eastAsiaTheme="minorEastAsia" w:hAnsiTheme="minorHAnsi" w:cstheme="minorBidi"/>
+              <w:noProof/>
+              <w:kern w:val="2"/>
+              <w:sz w:val="24"/>
+              <w:szCs w:val="24"/>
+              <w14:ligatures w14:val="standardContextual"/>
+            </w:rPr>
+          </w:pPr>
+          <w:hyperlink w:anchor="_Toc242290312" w:history="1">
+            <w:r>
+              <w:rPr>
+                <w:rStyle w:val="Hipervnculo"/>
+                <w:i/>
+                <w:iCs/>
+                <w:noProof/>
+              </w:rPr>
+              <w:t>Sprint 5 (Semana 15: 16/11 al 21/11/2026)</w:t>
+            </w:r>
+            <w:r>
+              <w:rPr>
+                <w:noProof/>
+                <w:webHidden/>
+              </w:rPr>
+              <w:tab/>
+            </w:r>
+            <w:r>
+              <w:rPr>
+                <w:noProof/>
+                <w:webHidden/>
+              </w:rPr>
+              <w:fldChar w:fldCharType="begin"/>
+            </w:r>
+            <w:r>
+              <w:rPr>
+                <w:noProof/>
+                <w:webHidden/>
+              </w:rPr>
+              <w:instrText xml:space="preserve"> PAGEREF _Toc242290312 \h </w:instrText>
+            </w:r>
+            <w:r>
+              <w:rPr>
+                <w:noProof/>
+                <w:webHidden/>
+              </w:rPr>
+            </w:r>
+            <w:r>
+              <w:rPr>
+                <w:noProof/>
+                <w:webHidden/>
+              </w:rPr>
+              <w:fldChar w:fldCharType="separate"/>
+            </w:r>
+            <w:r>
+              <w:rPr>
+                <w:noProof/>
+                <w:webHidden/>
+              </w:rPr>
+              <w:t>8</w:t>
+            </w:r>
+            <w:r>
+              <w:rPr>
+                <w:noProof/>
+                <w:webHidden/>
+              </w:rPr>
+              <w:fldChar w:fldCharType="end"/>
+            </w:r>
+          </w:hyperlink>
+        </w:p>
+        <w:p>
+          <w:pPr>
+            <w:pStyle w:val="TDC2"/>
+            <w:tabs>
+              <w:tab w:val="right" w:leader="dot" w:pos="8828"/>
+            </w:tabs>
+            <w:rPr>
+              <w:rFonts w:asciiTheme="minorHAnsi" w:eastAsiaTheme="minorEastAsia" w:hAnsiTheme="minorHAnsi" w:cstheme="minorBidi"/>
+              <w:noProof/>
+              <w:kern w:val="2"/>
+              <w:sz w:val="24"/>
+              <w:szCs w:val="24"/>
+              <w14:ligatures w14:val="standardContextual"/>
+            </w:rPr>
+          </w:pPr>
+          <w:hyperlink w:anchor="_Toc242290313" w:history="1">
+            <w:r>
+              <w:rPr>
+                <w:rStyle w:val="Hipervnculo"/>
+                <w:b/>
+                <w:bCs/>
+                <w:i/>
+                <w:iCs/>
+                <w:noProof/>
+              </w:rPr>
+              <w:t>Estado del Product Backlog (7 de octubre de 2026)</w:t>
+            </w:r>
+            <w:r>
+              <w:rPr>
+                <w:noProof/>
+                <w:webHidden/>
+              </w:rPr>
+              <w:tab/>
+            </w:r>
+            <w:r>
+              <w:rPr>
+                <w:noProof/>
+                <w:webHidden/>
+              </w:rPr>
+              <w:fldChar w:fldCharType="begin"/>
+            </w:r>
+            <w:r>
+              <w:rPr>
+                <w:noProof/>
+                <w:webHidden/>
+              </w:rPr>
+              <w:instrText xml:space="preserve"> PAGEREF _Toc242290313 \h </w:instrText>
+            </w:r>
+            <w:r>
+              <w:rPr>
+                <w:noProof/>
+                <w:webHidden/>
+              </w:rPr>
+            </w:r>
+            <w:r>
+              <w:rPr>
+                <w:noProof/>
+                <w:webHidden/>
+              </w:rPr>
+              <w:fldChar w:fldCharType="separate"/>
+            </w:r>
+            <w:r>
+              <w:rPr>
+                <w:noProof/>
+                <w:webHidden/>
+              </w:rPr>
+              <w:t>8</w:t>
             </w:r>
             <w:r>
               <w:rPr>
@@ -1040,7 +1369,7 @@
         </w:pBdr>
         <w:spacing w:after="240"/>
       </w:pPr>
-      <w:bookmarkStart w:id="0" w:name="_Toc241443295"/>
+      <w:bookmarkStart w:id="0" w:name="_Toc242290298"/>
       <w:r>
         <w:rPr>
           <w:b/>
@@ -1163,7 +1492,7 @@
           </w:tcPr>
           <w:p>
             <w:r>
-              <w:t>1.0</w:t>
+              <w:t>1.2</w:t>
             </w:r>
           </w:p>
         </w:tc>
@@ -1185,7 +1514,7 @@
           <w:szCs w:val="32"/>
         </w:rPr>
       </w:pPr>
-      <w:bookmarkStart w:id="1" w:name="_Toc241443296"/>
+      <w:bookmarkStart w:id="1" w:name="_Toc242290299"/>
       <w:r>
         <w:rPr>
           <w:b/>
@@ -1202,12 +1531,12 @@
     </w:p>
     <w:p>
       <w:r>
-        <w:t>El presente documento establece el Product Backlog Priorizado del proyecto SegurIA-LPR. Consiste en un inventario ordenado y jerarquizado de todas las Historias de Usuario (HU) requeridas para la construcción e integración del sistema.</w:t>
+        <w:t>El presente documento establece el Product Backlog Priorizado del proyecto SegurIA-LPR. Consiste en un inventario ordenado y jerarquizado de todas las Historias de Usuario (HU) requeridas para la construcción e integración del sistema, alineado con la planificación por sprints definida en el documento de Definición del Proyecto APT (Fase 1).</w:t>
       </w:r>
     </w:p>
     <w:p>
       <w:r>
-        <w:t>La priorización se estructura bajo el marco MoSCoW (Must Have, Should Have, Could Have, Won't Have) y se fundamenta en la matriz de valor de negocio/impacto, criticidad técnica de arquitectura y dependencia de entregables definidos en el Mapa de Impacto.</w:t>
+        <w:t>La priorización se estructura bajo el marco MoSCoW (Must Have, Should Have, Could Have, Won't Have) y se fundamenta en el valor de negocio/impacto, la criticidad técnica de la arquitectura y la dependencia de los entregables definidos en el Mapa de Impacto. El seguimiento del estado de cada historia de usuario se realiza en Jira.</w:t>
       </w:r>
     </w:p>
     <w:p>
@@ -1226,7 +1555,7 @@
           <w:szCs w:val="32"/>
         </w:rPr>
       </w:pPr>
-      <w:bookmarkStart w:id="2" w:name="_Toc241443297"/>
+      <w:bookmarkStart w:id="2" w:name="_Toc242290300"/>
       <w:r>
         <w:rPr>
           <w:b/>
@@ -1249,7 +1578,7 @@
           <w:iCs/>
         </w:rPr>
       </w:pPr>
-      <w:bookmarkStart w:id="3" w:name="_Toc241443298"/>
+      <w:bookmarkStart w:id="3" w:name="_Toc242290301"/>
       <w:r>
         <w:rPr>
           <w:i/>
@@ -1268,7 +1597,7 @@
         </w:numPr>
       </w:pPr>
       <w:r>
-        <w:t>Must Have (M): Requisitos imprescindibles para garantizar el funcionamiento core del pipeline LPR, el aislamiento multi-tenant y la emisión de alertas.</w:t>
+        <w:t>Must Have (M): Requisitos imprescindibles para garantizar el funcionamiento core del pipeline LPR, el aislamiento multi-tenant, la gestión de usuarios y vehículos, y la emisión de alertas.</w:t>
       </w:r>
     </w:p>
     <w:p>
@@ -1304,7 +1633,7 @@
         </w:numPr>
       </w:pPr>
       <w:r>
-        <w:t>Won't Have (W): Funcionalidades explícitamente excluidas del alcance del proyecto (e.g., apertura automatizada de barreras).</w:t>
+        <w:t>Won't Have (W): Funcionalidades explícitamente excluidas del alcance del proyecto: apertura automatizada de barreras/portones, control de salida mediante una segunda cámara (proyección de trabajo futuro) y uso de cámaras LPR comerciales especializadas.</w:t>
       </w:r>
     </w:p>
     <w:p>
@@ -1349,7 +1678,7 @@
           <w:szCs w:val="32"/>
         </w:rPr>
       </w:pPr>
-      <w:bookmarkStart w:id="4" w:name="_Toc241443299"/>
+      <w:bookmarkStart w:id="4" w:name="_Toc242290302"/>
       <w:r>
         <w:rPr>
           <w:b/>
@@ -1373,7 +1702,7 @@
           <w:iCs/>
         </w:rPr>
       </w:pPr>
-      <w:bookmarkStart w:id="5" w:name="_Toc241443300"/>
+      <w:bookmarkStart w:id="5" w:name="_Toc242290303"/>
       <w:r>
         <w:rPr>
           <w:i/>
@@ -1492,7 +1821,7 @@
           </w:tcPr>
           <w:p>
             <w:r>
-              <w:t>Aislamiento de datos por recinto (Multi-tenant)</w:t>
+              <w:t>Configuración de plataformas del proyecto</w:t>
             </w:r>
           </w:p>
         </w:tc>
@@ -1512,10 +1841,7 @@
           </w:tcPr>
           <w:p>
             <w:r>
-              <w:t xml:space="preserve">5 </w:t>
-            </w:r>
-            <w:r>
-              <w:t>SP</w:t>
+              <w:t>2 SP</w:t>
             </w:r>
           </w:p>
         </w:tc>
@@ -1557,7 +1883,7 @@
           </w:tcPr>
           <w:p>
             <w:r>
-              <w:t>Comunicación cifrada vía HTTPS</w:t>
+              <w:t>Estructura base del backend</w:t>
             </w:r>
           </w:p>
         </w:tc>
@@ -1577,10 +1903,7 @@
           </w:tcPr>
           <w:p>
             <w:r>
-              <w:t>2</w:t>
-            </w:r>
-            <w:r>
-              <w:t xml:space="preserve"> SP</w:t>
+              <w:t>3 SP</w:t>
             </w:r>
           </w:p>
         </w:tc>
@@ -1602,7 +1925,7 @@
           </w:tcPr>
           <w:p>
             <w:r>
-              <w:t>HU-06</w:t>
+              <w:t>HU-03</w:t>
             </w:r>
           </w:p>
         </w:tc>
@@ -1612,7 +1935,7 @@
           </w:tcPr>
           <w:p>
             <w:r>
-              <w:t>E02: Modelo de Datos</w:t>
+              <w:t>E01: Arquitectura Base</w:t>
             </w:r>
           </w:p>
         </w:tc>
@@ -1622,7 +1945,7 @@
           </w:tcPr>
           <w:p>
             <w:r>
-              <w:t>Control de duplicidad de patentes por recinto</w:t>
+              <w:t>Aislamiento de datos por recinto</w:t>
             </w:r>
           </w:p>
         </w:tc>
@@ -1642,10 +1965,7 @@
           </w:tcPr>
           <w:p>
             <w:r>
-              <w:t>2</w:t>
-            </w:r>
-            <w:r>
-              <w:t xml:space="preserve"> SP</w:t>
+              <w:t>5 SP</w:t>
             </w:r>
           </w:p>
         </w:tc>
@@ -1655,7 +1975,7 @@
           </w:tcPr>
           <w:p>
             <w:r>
-              <w:t>Erick Quinchavil</w:t>
+              <w:t>Brandon Cayuela</w:t>
             </w:r>
           </w:p>
         </w:tc>
@@ -1667,7 +1987,7 @@
           </w:tcPr>
           <w:p>
             <w:r>
-              <w:t>HU-07</w:t>
+              <w:t>HU-04</w:t>
             </w:r>
           </w:p>
         </w:tc>
@@ -1677,7 +1997,7 @@
           </w:tcPr>
           <w:p>
             <w:r>
-              <w:t>E02: Modelo de Datos</w:t>
+              <w:t>E01: Arquitectura Base</w:t>
             </w:r>
           </w:p>
         </w:tc>
@@ -1687,7 +2007,7 @@
           </w:tcPr>
           <w:p>
             <w:r>
-              <w:t>Optimización de consultas de validación (Índices)</w:t>
+              <w:t>Comunicación cifrada mediante HTTPS</w:t>
             </w:r>
           </w:p>
         </w:tc>
@@ -1707,10 +2027,7 @@
           </w:tcPr>
           <w:p>
             <w:r>
-              <w:t>3</w:t>
-            </w:r>
-            <w:r>
-              <w:t xml:space="preserve"> SP</w:t>
+              <w:t>2 SP</w:t>
             </w:r>
           </w:p>
         </w:tc>
@@ -1720,7 +2037,7 @@
           </w:tcPr>
           <w:p>
             <w:r>
-              <w:t>Erick Quinchavil</w:t>
+              <w:t>Brandon Cayuela</w:t>
             </w:r>
           </w:p>
         </w:tc>
@@ -1732,7 +2049,7 @@
           </w:tcPr>
           <w:p>
             <w:r>
-              <w:t>HU-08</w:t>
+              <w:t>HU-05</w:t>
             </w:r>
           </w:p>
         </w:tc>
@@ -1742,7 +2059,7 @@
           </w:tcPr>
           <w:p>
             <w:r>
-              <w:t>E03: Hardware Borde</w:t>
+              <w:t>E01: Arquitectura Base</w:t>
             </w:r>
           </w:p>
         </w:tc>
@@ -1752,7 +2069,7 @@
           </w:tcPr>
           <w:p>
             <w:r>
-              <w:t>Stream de video RTSP desde cámara IP a Raspberry Pi</w:t>
+              <w:t>Registro de auditoría</w:t>
             </w:r>
           </w:p>
         </w:tc>
@@ -1772,10 +2089,7 @@
           </w:tcPr>
           <w:p>
             <w:r>
-              <w:t>3</w:t>
-            </w:r>
-            <w:r>
-              <w:t xml:space="preserve"> SP</w:t>
+              <w:t>5 SP</w:t>
             </w:r>
           </w:p>
         </w:tc>
@@ -1785,7 +2099,7 @@
           </w:tcPr>
           <w:p>
             <w:r>
-              <w:t>Erick Quinchavil</w:t>
+              <w:t>Brandon Cayuela</w:t>
             </w:r>
           </w:p>
         </w:tc>
@@ -1797,7 +2111,7 @@
           </w:tcPr>
           <w:p>
             <w:r>
-              <w:t>HU-09</w:t>
+              <w:t>HU-06</w:t>
             </w:r>
           </w:p>
         </w:tc>
@@ -1807,7 +2121,7 @@
           </w:tcPr>
           <w:p>
             <w:r>
-              <w:t>E03: Hardware Borde</w:t>
+              <w:t>E02: Modelo de Datos</w:t>
             </w:r>
           </w:p>
         </w:tc>
@@ -1817,7 +2131,7 @@
           </w:tcPr>
           <w:p>
             <w:r>
-              <w:t>Conexión por red Ethernet con IP reservada</w:t>
+              <w:t>Diseño del modelo de datos (MER)</w:t>
             </w:r>
           </w:p>
         </w:tc>
@@ -1837,10 +2151,7 @@
           </w:tcPr>
           <w:p>
             <w:r>
-              <w:t>2</w:t>
-            </w:r>
-            <w:r>
-              <w:t xml:space="preserve"> SP</w:t>
+              <w:t>3 SP</w:t>
             </w:r>
           </w:p>
         </w:tc>
@@ -1862,7 +2173,7 @@
           </w:tcPr>
           <w:p>
             <w:r>
-              <w:t>HU-10</w:t>
+              <w:t>HU-07</w:t>
             </w:r>
           </w:p>
         </w:tc>
@@ -1872,7 +2183,7 @@
           </w:tcPr>
           <w:p>
             <w:r>
-              <w:t>E03: Hardware Borde</w:t>
+              <w:t>E02: Modelo de Datos</w:t>
             </w:r>
           </w:p>
         </w:tc>
@@ -1882,7 +2193,7 @@
           </w:tcPr>
           <w:p>
             <w:r>
-              <w:t>Sincronización de copia local vehicular en Edge</w:t>
+              <w:t>Implementación de la base de datos</w:t>
             </w:r>
           </w:p>
         </w:tc>
@@ -1902,10 +2213,7 @@
           </w:tcPr>
           <w:p>
             <w:r>
-              <w:t>5</w:t>
-            </w:r>
-            <w:r>
-              <w:t xml:space="preserve"> SP</w:t>
+              <w:t>5 SP</w:t>
             </w:r>
           </w:p>
         </w:tc>
@@ -1915,7 +2223,7 @@
           </w:tcPr>
           <w:p>
             <w:r>
-              <w:t>Erick Quinchavil / Brandon C.</w:t>
+              <w:t>Erick Quinchavil</w:t>
             </w:r>
           </w:p>
         </w:tc>
@@ -1927,7 +2235,7 @@
           </w:tcPr>
           <w:p>
             <w:r>
-              <w:t>HU-11</w:t>
+              <w:t>HU-08</w:t>
             </w:r>
           </w:p>
         </w:tc>
@@ -1937,7 +2245,7 @@
           </w:tcPr>
           <w:p>
             <w:r>
-              <w:t>E04: Pipeline LPR</w:t>
+              <w:t>E02: Modelo de Datos</w:t>
             </w:r>
           </w:p>
         </w:tc>
@@ -1947,7 +2255,7 @@
           </w:tcPr>
           <w:p>
             <w:r>
-              <w:t>Detección de bounding box de patente (YOLOv8)</w:t>
+              <w:t>Patente única por recinto</w:t>
             </w:r>
           </w:p>
         </w:tc>
@@ -1967,10 +2275,7 @@
           </w:tcPr>
           <w:p>
             <w:r>
-              <w:t>8</w:t>
-            </w:r>
-            <w:r>
-              <w:t xml:space="preserve"> SP</w:t>
+              <w:t>2 SP</w:t>
             </w:r>
           </w:p>
         </w:tc>
@@ -1992,7 +2297,7 @@
           </w:tcPr>
           <w:p>
             <w:r>
-              <w:t>HU-12</w:t>
+              <w:t>HU-10</w:t>
             </w:r>
           </w:p>
         </w:tc>
@@ -2002,7 +2307,7 @@
           </w:tcPr>
           <w:p>
             <w:r>
-              <w:t>E04: Pipeline LPR</w:t>
+              <w:t>E03: Pipeline LPR</w:t>
             </w:r>
           </w:p>
         </w:tc>
@@ -2012,7 +2317,7 @@
           </w:tcPr>
           <w:p>
             <w:r>
-              <w:t>Extracción de texto de patente mediante OCR</w:t>
+              <w:t>Preparación del dataset y del entorno de entrenamiento</w:t>
             </w:r>
           </w:p>
         </w:tc>
@@ -2032,10 +2337,7 @@
           </w:tcPr>
           <w:p>
             <w:r>
-              <w:t>5</w:t>
-            </w:r>
-            <w:r>
-              <w:t xml:space="preserve"> SP</w:t>
+              <w:t>3 SP</w:t>
             </w:r>
           </w:p>
         </w:tc>
@@ -2057,7 +2359,7 @@
           </w:tcPr>
           <w:p>
             <w:r>
-              <w:t>HU-13</w:t>
+              <w:t>HU-11</w:t>
             </w:r>
           </w:p>
         </w:tc>
@@ -2067,7 +2369,7 @@
           </w:tcPr>
           <w:p>
             <w:r>
-              <w:t>E04: Pipeline LPR</w:t>
+              <w:t>E03: Pipeline LPR</w:t>
             </w:r>
           </w:p>
         </w:tc>
@@ -2077,7 +2379,7 @@
           </w:tcPr>
           <w:p>
             <w:r>
-              <w:t>Validación de sintaxis chilena mediante Regex</w:t>
+              <w:t>Detección de vehículos</w:t>
             </w:r>
           </w:p>
         </w:tc>
@@ -2097,10 +2399,7 @@
           </w:tcPr>
           <w:p>
             <w:r>
-              <w:t>3</w:t>
-            </w:r>
-            <w:r>
-              <w:t xml:space="preserve"> SP</w:t>
+              <w:t>8 SP</w:t>
             </w:r>
           </w:p>
         </w:tc>
@@ -2122,7 +2421,7 @@
           </w:tcPr>
           <w:p>
             <w:r>
-              <w:t>HU-15</w:t>
+              <w:t>HU-12</w:t>
             </w:r>
           </w:p>
         </w:tc>
@@ -2132,7 +2431,7 @@
           </w:tcPr>
           <w:p>
             <w:r>
-              <w:t>E05: Portal Web Admin</w:t>
+              <w:t>E03: Pipeline LPR</w:t>
             </w:r>
           </w:p>
         </w:tc>
@@ -2142,7 +2441,7 @@
           </w:tcPr>
           <w:p>
             <w:r>
-              <w:t>Carga inicial y gestión de vehículos autorizados</w:t>
+              <w:t>Detección de patentes</w:t>
             </w:r>
           </w:p>
         </w:tc>
@@ -2162,10 +2461,7 @@
           </w:tcPr>
           <w:p>
             <w:r>
-              <w:t>3</w:t>
-            </w:r>
-            <w:r>
-              <w:t xml:space="preserve"> SP</w:t>
+              <w:t>8 SP</w:t>
             </w:r>
           </w:p>
         </w:tc>
@@ -2175,7 +2471,7 @@
           </w:tcPr>
           <w:p>
             <w:r>
-              <w:t>Brandon Cayuela</w:t>
+              <w:t>Erick Quinchavil</w:t>
             </w:r>
           </w:p>
         </w:tc>
@@ -2187,10 +2483,7 @@
           </w:tcPr>
           <w:p>
             <w:r>
-              <w:t>HU-1</w:t>
-            </w:r>
-            <w:r>
-              <w:t>6</w:t>
+              <w:t>HU-13</w:t>
             </w:r>
           </w:p>
         </w:tc>
@@ -2200,7 +2493,7 @@
           </w:tcPr>
           <w:p>
             <w:r>
-              <w:t>E05: Portal Web Admin</w:t>
+              <w:t>E03: Pipeline LPR</w:t>
             </w:r>
           </w:p>
         </w:tc>
@@ -2210,7 +2503,7 @@
           </w:tcPr>
           <w:p>
             <w:r>
-              <w:t>Gestión de usuarios y asignación de roles/recintos</w:t>
+              <w:t>Lectura de patentes (OCR)</w:t>
             </w:r>
           </w:p>
         </w:tc>
@@ -2230,10 +2523,7 @@
           </w:tcPr>
           <w:p>
             <w:r>
-              <w:t>5</w:t>
-            </w:r>
-            <w:r>
-              <w:t xml:space="preserve"> SP</w:t>
+              <w:t>5 SP</w:t>
             </w:r>
           </w:p>
         </w:tc>
@@ -2243,7 +2533,7 @@
           </w:tcPr>
           <w:p>
             <w:r>
-              <w:t>Brandon Cayuela</w:t>
+              <w:t>Erick Quinchavil</w:t>
             </w:r>
           </w:p>
         </w:tc>
@@ -2255,10 +2545,7 @@
           </w:tcPr>
           <w:p>
             <w:r>
-              <w:t>HU-1</w:t>
-            </w:r>
-            <w:r>
-              <w:t>7</w:t>
+              <w:t>HU-14</w:t>
             </w:r>
           </w:p>
         </w:tc>
@@ -2268,7 +2555,7 @@
           </w:tcPr>
           <w:p>
             <w:r>
-              <w:t>E06: Autogestión Residente</w:t>
+              <w:t>E03: Pipeline LPR</w:t>
             </w:r>
           </w:p>
         </w:tc>
@@ -2278,7 +2565,7 @@
           </w:tcPr>
           <w:p>
             <w:r>
-              <w:t>Registro de visitas con vigencia de 24 horas</w:t>
+              <w:t>Validación del formato de patente</w:t>
             </w:r>
           </w:p>
         </w:tc>
@@ -2298,10 +2585,7 @@
           </w:tcPr>
           <w:p>
             <w:r>
-              <w:t>3</w:t>
-            </w:r>
-            <w:r>
-              <w:t xml:space="preserve"> SP</w:t>
+              <w:t>3 SP</w:t>
             </w:r>
           </w:p>
         </w:tc>
@@ -2311,7 +2595,7 @@
           </w:tcPr>
           <w:p>
             <w:r>
-              <w:t>Brandon Cayuela</w:t>
+              <w:t>Erick Quinchavil</w:t>
             </w:r>
           </w:p>
         </w:tc>
@@ -2323,8 +2607,7 @@
           </w:tcPr>
           <w:p>
             <w:r>
-              <w:lastRenderedPageBreak/>
-              <w:t>HU-19</w:t>
+              <w:t>HU-15</w:t>
             </w:r>
           </w:p>
         </w:tc>
@@ -2334,7 +2617,7 @@
           </w:tcPr>
           <w:p>
             <w:r>
-              <w:t>E07: Monitoreo &amp; Alertas</w:t>
+              <w:t>E04: Hardware Borde</w:t>
             </w:r>
           </w:p>
         </w:tc>
@@ -2344,7 +2627,7 @@
           </w:tcPr>
           <w:p>
             <w:r>
-              <w:t>Recepción de alertas en tiempo real vía WebSocket</w:t>
+              <w:t>Conexión de la cámara con la Raspberry Pi</w:t>
             </w:r>
           </w:p>
         </w:tc>
@@ -2364,10 +2647,7 @@
           </w:tcPr>
           <w:p>
             <w:r>
-              <w:t>5</w:t>
-            </w:r>
-            <w:r>
-              <w:t xml:space="preserve"> SP</w:t>
+              <w:t>3 SP</w:t>
             </w:r>
           </w:p>
         </w:tc>
@@ -2377,7 +2657,7 @@
           </w:tcPr>
           <w:p>
             <w:r>
-              <w:t>Brandon Cayuela</w:t>
+              <w:t>Erick Quinchavil</w:t>
             </w:r>
           </w:p>
         </w:tc>
@@ -2389,7 +2669,7 @@
           </w:tcPr>
           <w:p>
             <w:r>
-              <w:t>HU-21</w:t>
+              <w:t>HU-17</w:t>
             </w:r>
           </w:p>
         </w:tc>
@@ -2399,7 +2679,7 @@
           </w:tcPr>
           <w:p>
             <w:r>
-              <w:t>E08: Integración Terreno</w:t>
+              <w:t>E05: Plataforma Web Base</w:t>
             </w:r>
           </w:p>
         </w:tc>
@@ -2409,7 +2689,7 @@
           </w:tcPr>
           <w:p>
             <w:r>
-              <w:t>Integración end-to-end con vehículos reales</w:t>
+              <w:t>Inicio de sesión</w:t>
             </w:r>
           </w:p>
         </w:tc>
@@ -2429,10 +2709,7 @@
           </w:tcPr>
           <w:p>
             <w:r>
-              <w:t>8</w:t>
-            </w:r>
-            <w:r>
-              <w:t xml:space="preserve"> SP</w:t>
+              <w:t>3 SP</w:t>
             </w:r>
           </w:p>
         </w:tc>
@@ -2442,7 +2719,7 @@
           </w:tcPr>
           <w:p>
             <w:r>
-              <w:t>Brandon C. / Erick Q.</w:t>
+              <w:t>Brandon Cayuela</w:t>
             </w:r>
           </w:p>
         </w:tc>
@@ -2454,7 +2731,8 @@
           </w:tcPr>
           <w:p>
             <w:r>
-              <w:t>HU-03</w:t>
+              <w:lastRenderedPageBreak/>
+              <w:t>HU-18</w:t>
             </w:r>
           </w:p>
         </w:tc>
@@ -2464,7 +2742,7 @@
           </w:tcPr>
           <w:p>
             <w:r>
-              <w:t>E01: Arquitectura Base</w:t>
+              <w:t>E05: Plataforma Web Base</w:t>
             </w:r>
           </w:p>
         </w:tc>
@@ -2474,7 +2752,7 @@
           </w:tcPr>
           <w:p>
             <w:r>
-              <w:t>Bitácora de auditoría de acciones del sistema</w:t>
+              <w:t>Vistas diferenciadas por rol</w:t>
             </w:r>
           </w:p>
         </w:tc>
@@ -2484,7 +2762,7 @@
           </w:tcPr>
           <w:p>
             <w:r>
-              <w:t>Should Have / Debería tener</w:t>
+              <w:t>Must Have / Imprescindible</w:t>
             </w:r>
           </w:p>
         </w:tc>
@@ -2494,10 +2772,7 @@
           </w:tcPr>
           <w:p>
             <w:r>
-              <w:t>5</w:t>
-            </w:r>
-            <w:r>
-              <w:t xml:space="preserve"> SP</w:t>
+              <w:t>5 SP</w:t>
             </w:r>
           </w:p>
         </w:tc>
@@ -2519,7 +2794,7 @@
           </w:tcPr>
           <w:p>
             <w:r>
-              <w:t>HU-04</w:t>
+              <w:t>HU-21</w:t>
             </w:r>
           </w:p>
         </w:tc>
@@ -2529,7 +2804,7 @@
           </w:tcPr>
           <w:p>
             <w:r>
-              <w:t>E02: Modelo de Datos</w:t>
+              <w:t>E06: Gestión Admin.</w:t>
             </w:r>
           </w:p>
         </w:tc>
@@ -2539,7 +2814,7 @@
           </w:tcPr>
           <w:p>
             <w:r>
-              <w:t>Residente con vinculación a múltiples recintos</w:t>
+              <w:t>Creación de recintos</w:t>
             </w:r>
           </w:p>
         </w:tc>
@@ -2549,7 +2824,7 @@
           </w:tcPr>
           <w:p>
             <w:r>
-              <w:t>Should Have / Debería tener</w:t>
+              <w:t>Must Have / Imprescindible</w:t>
             </w:r>
           </w:p>
         </w:tc>
@@ -2559,10 +2834,7 @@
           </w:tcPr>
           <w:p>
             <w:r>
-              <w:t>5</w:t>
-            </w:r>
-            <w:r>
-              <w:t xml:space="preserve"> SP</w:t>
+              <w:t>2 SP</w:t>
             </w:r>
           </w:p>
         </w:tc>
@@ -2572,7 +2844,7 @@
           </w:tcPr>
           <w:p>
             <w:r>
-              <w:t>Brandon C. / Erick Q.</w:t>
+              <w:t>Brandon Cayuela</w:t>
             </w:r>
           </w:p>
         </w:tc>
@@ -2584,7 +2856,7 @@
           </w:tcPr>
           <w:p>
             <w:r>
-              <w:t>HU-05</w:t>
+              <w:t>HU-22</w:t>
             </w:r>
           </w:p>
         </w:tc>
@@ -2594,7 +2866,7 @@
           </w:tcPr>
           <w:p>
             <w:r>
-              <w:t>E02: Modelo de Datos</w:t>
+              <w:t>E06: Gestión Admin.</w:t>
             </w:r>
           </w:p>
         </w:tc>
@@ -2604,7 +2876,7 @@
           </w:tcPr>
           <w:p>
             <w:r>
-              <w:t>Guardia asignado a múltiples recintos/turnos</w:t>
+              <w:t>Creación de administradores de recinto</w:t>
             </w:r>
           </w:p>
         </w:tc>
@@ -2614,7 +2886,7 @@
           </w:tcPr>
           <w:p>
             <w:r>
-              <w:t>Should Have / Debería tener</w:t>
+              <w:t>Must Have / Imprescindible</w:t>
             </w:r>
           </w:p>
         </w:tc>
@@ -2624,10 +2896,7 @@
           </w:tcPr>
           <w:p>
             <w:r>
-              <w:t>3</w:t>
-            </w:r>
-            <w:r>
-              <w:t xml:space="preserve"> SP</w:t>
+              <w:t>2 SP</w:t>
             </w:r>
           </w:p>
         </w:tc>
@@ -2637,7 +2906,7 @@
           </w:tcPr>
           <w:p>
             <w:r>
-              <w:t>Brandon C. / Erick Q.</w:t>
+              <w:t>Brandon Cayuela</w:t>
             </w:r>
           </w:p>
         </w:tc>
@@ -2649,7 +2918,7 @@
           </w:tcPr>
           <w:p>
             <w:r>
-              <w:t>HU-14</w:t>
+              <w:t>HU-24</w:t>
             </w:r>
           </w:p>
         </w:tc>
@@ -2659,7 +2928,7 @@
           </w:tcPr>
           <w:p>
             <w:r>
-              <w:t>E04: Pipeline LPR</w:t>
+              <w:t>E06: Gestión Admin.</w:t>
             </w:r>
           </w:p>
         </w:tc>
@@ -2669,7 +2938,7 @@
           </w:tcPr>
           <w:p>
             <w:r>
-              <w:t>Entrenamiento con dataset diurno e infrarrojo (IR)</w:t>
+              <w:t>Gestión de usuarios del recinto</w:t>
             </w:r>
           </w:p>
         </w:tc>
@@ -2679,7 +2948,7 @@
           </w:tcPr>
           <w:p>
             <w:r>
-              <w:t>Should Have / Debería tener</w:t>
+              <w:t>Must Have / Imprescindible</w:t>
             </w:r>
           </w:p>
         </w:tc>
@@ -2689,10 +2958,7 @@
           </w:tcPr>
           <w:p>
             <w:r>
-              <w:t>8</w:t>
-            </w:r>
-            <w:r>
-              <w:t xml:space="preserve"> SP</w:t>
+              <w:t>5 SP</w:t>
             </w:r>
           </w:p>
         </w:tc>
@@ -2702,7 +2968,7 @@
           </w:tcPr>
           <w:p>
             <w:r>
-              <w:t>Erick Quinchavil</w:t>
+              <w:t>Brandon Cayuela</w:t>
             </w:r>
           </w:p>
         </w:tc>
@@ -2714,7 +2980,7 @@
           </w:tcPr>
           <w:p>
             <w:r>
-              <w:t>HU-20</w:t>
+              <w:t>HU-25</w:t>
             </w:r>
           </w:p>
         </w:tc>
@@ -2724,7 +2990,7 @@
           </w:tcPr>
           <w:p>
             <w:r>
-              <w:t>E07: Monitoreo &amp; Alertas</w:t>
+              <w:t>E06: Gestión Admin.</w:t>
             </w:r>
           </w:p>
         </w:tc>
@@ -2734,7 +3000,7 @@
           </w:tcPr>
           <w:p>
             <w:r>
-              <w:t>Registro de resolución manual de alertas</w:t>
+              <w:t>Carga de vehículos autorizados</w:t>
             </w:r>
           </w:p>
         </w:tc>
@@ -2744,7 +3010,7 @@
           </w:tcPr>
           <w:p>
             <w:r>
-              <w:t>Should Have / Debería tener</w:t>
+              <w:t>Must Have / Imprescindible</w:t>
             </w:r>
           </w:p>
         </w:tc>
@@ -2754,10 +3020,7 @@
           </w:tcPr>
           <w:p>
             <w:r>
-              <w:t>3</w:t>
-            </w:r>
-            <w:r>
-              <w:t xml:space="preserve"> SP</w:t>
+              <w:t>3 SP</w:t>
             </w:r>
           </w:p>
         </w:tc>
@@ -2779,7 +3042,7 @@
           </w:tcPr>
           <w:p>
             <w:r>
-              <w:t>HU-22</w:t>
+              <w:t>HU-27</w:t>
             </w:r>
           </w:p>
         </w:tc>
@@ -2789,7 +3052,7 @@
           </w:tcPr>
           <w:p>
             <w:r>
-              <w:t>E08: Integración Terreno</w:t>
+              <w:t>E07: Autogestión</w:t>
             </w:r>
           </w:p>
         </w:tc>
@@ -2799,7 +3062,7 @@
           </w:tcPr>
           <w:p>
             <w:r>
-              <w:t>Evaluación de métricas de precisión y latencia</w:t>
+              <w:t>Registro de vehículos propios</w:t>
             </w:r>
           </w:p>
         </w:tc>
@@ -2809,7 +3072,7 @@
           </w:tcPr>
           <w:p>
             <w:r>
-              <w:t>Should Have / Debería tener</w:t>
+              <w:t>Must Have / Imprescindible</w:t>
             </w:r>
           </w:p>
         </w:tc>
@@ -2819,10 +3082,7 @@
           </w:tcPr>
           <w:p>
             <w:r>
-              <w:t>5</w:t>
-            </w:r>
-            <w:r>
-              <w:t xml:space="preserve"> SP</w:t>
+              <w:t>3 SP</w:t>
             </w:r>
           </w:p>
         </w:tc>
@@ -2832,7 +3092,7 @@
           </w:tcPr>
           <w:p>
             <w:r>
-              <w:t>Brandon C. / Erick Q.</w:t>
+              <w:t>Brandon Cayuela</w:t>
             </w:r>
           </w:p>
         </w:tc>
@@ -2844,7 +3104,7 @@
           </w:tcPr>
           <w:p>
             <w:r>
-              <w:t>HU-18</w:t>
+              <w:t>HU-28</w:t>
             </w:r>
           </w:p>
         </w:tc>
@@ -2854,7 +3114,7 @@
           </w:tcPr>
           <w:p>
             <w:r>
-              <w:t>E06: Autogestión Residente</w:t>
+              <w:t>E07: Autogestión</w:t>
             </w:r>
           </w:p>
         </w:tc>
@@ -2864,7 +3124,7 @@
           </w:tcPr>
           <w:p>
             <w:r>
-              <w:t>Desactivación anticipada de visitas</w:t>
+              <w:t>Registro de visitas por 24 horas</w:t>
             </w:r>
           </w:p>
         </w:tc>
@@ -2874,10 +3134,7 @@
           </w:tcPr>
           <w:p>
             <w:r>
-              <w:t xml:space="preserve">Could Have / </w:t>
-            </w:r>
-            <w:r>
-              <w:t>Podría tener</w:t>
+              <w:t>Must Have / Imprescindible</w:t>
             </w:r>
           </w:p>
         </w:tc>
@@ -2887,10 +3144,1124 @@
           </w:tcPr>
           <w:p>
             <w:r>
-              <w:t>2</w:t>
-            </w:r>
-            <w:r>
-              <w:t xml:space="preserve"> SP</w:t>
+              <w:t>3 SP</w:t>
+            </w:r>
+          </w:p>
+        </w:tc>
+        <w:tc>
+          <w:tcPr>
+            <w:tcW w:w="1650" w:type="dxa"/>
+          </w:tcPr>
+          <w:p>
+            <w:r>
+              <w:t>Brandon Cayuela</w:t>
+            </w:r>
+          </w:p>
+        </w:tc>
+      </w:tr>
+      <w:tr>
+        <w:tc>
+          <w:tcPr>
+            <w:tcW w:w="842" w:type="dxa"/>
+          </w:tcPr>
+          <w:p>
+            <w:r>
+              <w:t>HU-30</w:t>
+            </w:r>
+          </w:p>
+        </w:tc>
+        <w:tc>
+          <w:tcPr>
+            <w:tcW w:w="1421" w:type="dxa"/>
+          </w:tcPr>
+          <w:p>
+            <w:r>
+              <w:t>E08: Alertas e Historial</w:t>
+            </w:r>
+          </w:p>
+        </w:tc>
+        <w:tc>
+          <w:tcPr>
+            <w:tcW w:w="2127" w:type="dxa"/>
+          </w:tcPr>
+          <w:p>
+            <w:r>
+              <w:t>Alertas en tiempo real</w:t>
+            </w:r>
+          </w:p>
+        </w:tc>
+        <w:tc>
+          <w:tcPr>
+            <w:tcW w:w="1598" w:type="dxa"/>
+          </w:tcPr>
+          <w:p>
+            <w:r>
+              <w:t>Must Have / Imprescindible</w:t>
+            </w:r>
+          </w:p>
+        </w:tc>
+        <w:tc>
+          <w:tcPr>
+            <w:tcW w:w="1190" w:type="dxa"/>
+          </w:tcPr>
+          <w:p>
+            <w:r>
+              <w:t>5 SP</w:t>
+            </w:r>
+          </w:p>
+        </w:tc>
+        <w:tc>
+          <w:tcPr>
+            <w:tcW w:w="1650" w:type="dxa"/>
+          </w:tcPr>
+          <w:p>
+            <w:r>
+              <w:t>Brandon Cayuela</w:t>
+            </w:r>
+          </w:p>
+        </w:tc>
+      </w:tr>
+      <w:tr>
+        <w:tc>
+          <w:tcPr>
+            <w:tcW w:w="842" w:type="dxa"/>
+          </w:tcPr>
+          <w:p>
+            <w:r>
+              <w:t>HU-31</w:t>
+            </w:r>
+          </w:p>
+        </w:tc>
+        <w:tc>
+          <w:tcPr>
+            <w:tcW w:w="1421" w:type="dxa"/>
+          </w:tcPr>
+          <w:p>
+            <w:r>
+              <w:t>E08: Alertas e Historial</w:t>
+            </w:r>
+          </w:p>
+        </w:tc>
+        <w:tc>
+          <w:tcPr>
+            <w:tcW w:w="2127" w:type="dxa"/>
+          </w:tcPr>
+          <w:p>
+            <w:r>
+              <w:t>Registro de la gestión de alertas</w:t>
+            </w:r>
+          </w:p>
+        </w:tc>
+        <w:tc>
+          <w:tcPr>
+            <w:tcW w:w="1598" w:type="dxa"/>
+          </w:tcPr>
+          <w:p>
+            <w:r>
+              <w:t>Must Have / Imprescindible</w:t>
+            </w:r>
+          </w:p>
+        </w:tc>
+        <w:tc>
+          <w:tcPr>
+            <w:tcW w:w="1190" w:type="dxa"/>
+          </w:tcPr>
+          <w:p>
+            <w:r>
+              <w:t>3 SP</w:t>
+            </w:r>
+          </w:p>
+        </w:tc>
+        <w:tc>
+          <w:tcPr>
+            <w:tcW w:w="1650" w:type="dxa"/>
+          </w:tcPr>
+          <w:p>
+            <w:r>
+              <w:t>Brandon Cayuela</w:t>
+            </w:r>
+          </w:p>
+        </w:tc>
+      </w:tr>
+      <w:tr>
+        <w:tc>
+          <w:tcPr>
+            <w:tcW w:w="842" w:type="dxa"/>
+          </w:tcPr>
+          <w:p>
+            <w:r>
+              <w:t>HU-32</w:t>
+            </w:r>
+          </w:p>
+        </w:tc>
+        <w:tc>
+          <w:tcPr>
+            <w:tcW w:w="1421" w:type="dxa"/>
+          </w:tcPr>
+          <w:p>
+            <w:r>
+              <w:t>E08: Alertas e Historial</w:t>
+            </w:r>
+          </w:p>
+        </w:tc>
+        <w:tc>
+          <w:tcPr>
+            <w:tcW w:w="2127" w:type="dxa"/>
+          </w:tcPr>
+          <w:p>
+            <w:r>
+              <w:t>Almacenamiento de imágenes</w:t>
+            </w:r>
+          </w:p>
+        </w:tc>
+        <w:tc>
+          <w:tcPr>
+            <w:tcW w:w="1598" w:type="dxa"/>
+          </w:tcPr>
+          <w:p>
+            <w:r>
+              <w:t>Must Have / Imprescindible</w:t>
+            </w:r>
+          </w:p>
+        </w:tc>
+        <w:tc>
+          <w:tcPr>
+            <w:tcW w:w="1190" w:type="dxa"/>
+          </w:tcPr>
+          <w:p>
+            <w:r>
+              <w:t>3 SP</w:t>
+            </w:r>
+          </w:p>
+        </w:tc>
+        <w:tc>
+          <w:tcPr>
+            <w:tcW w:w="1650" w:type="dxa"/>
+          </w:tcPr>
+          <w:p>
+            <w:r>
+              <w:t>Brandon Cayuela</w:t>
+            </w:r>
+          </w:p>
+        </w:tc>
+      </w:tr>
+      <w:tr>
+        <w:tc>
+          <w:tcPr>
+            <w:tcW w:w="842" w:type="dxa"/>
+          </w:tcPr>
+          <w:p>
+            <w:r>
+              <w:t>HU-34</w:t>
+            </w:r>
+          </w:p>
+        </w:tc>
+        <w:tc>
+          <w:tcPr>
+            <w:tcW w:w="1421" w:type="dxa"/>
+          </w:tcPr>
+          <w:p>
+            <w:r>
+              <w:t>E09: Integración</w:t>
+            </w:r>
+          </w:p>
+        </w:tc>
+        <w:tc>
+          <w:tcPr>
+            <w:tcW w:w="2127" w:type="dxa"/>
+          </w:tcPr>
+          <w:p>
+            <w:r>
+              <w:t>Pipeline completo en la Raspberry Pi</w:t>
+            </w:r>
+          </w:p>
+        </w:tc>
+        <w:tc>
+          <w:tcPr>
+            <w:tcW w:w="1598" w:type="dxa"/>
+          </w:tcPr>
+          <w:p>
+            <w:r>
+              <w:t>Must Have / Imprescindible</w:t>
+            </w:r>
+          </w:p>
+        </w:tc>
+        <w:tc>
+          <w:tcPr>
+            <w:tcW w:w="1190" w:type="dxa"/>
+          </w:tcPr>
+          <w:p>
+            <w:r>
+              <w:t>8 SP</w:t>
+            </w:r>
+          </w:p>
+        </w:tc>
+        <w:tc>
+          <w:tcPr>
+            <w:tcW w:w="1650" w:type="dxa"/>
+          </w:tcPr>
+          <w:p>
+            <w:r>
+              <w:t>Erick Quinchavil</w:t>
+            </w:r>
+          </w:p>
+        </w:tc>
+      </w:tr>
+      <w:tr>
+        <w:tc>
+          <w:tcPr>
+            <w:tcW w:w="842" w:type="dxa"/>
+          </w:tcPr>
+          <w:p>
+            <w:r>
+              <w:t>HU-35</w:t>
+            </w:r>
+          </w:p>
+        </w:tc>
+        <w:tc>
+          <w:tcPr>
+            <w:tcW w:w="1421" w:type="dxa"/>
+          </w:tcPr>
+          <w:p>
+            <w:r>
+              <w:t>E09: Integración</w:t>
+            </w:r>
+          </w:p>
+        </w:tc>
+        <w:tc>
+          <w:tcPr>
+            <w:tcW w:w="2127" w:type="dxa"/>
+          </w:tcPr>
+          <w:p>
+            <w:r>
+              <w:t>Envío de resultados al backend</w:t>
+            </w:r>
+          </w:p>
+        </w:tc>
+        <w:tc>
+          <w:tcPr>
+            <w:tcW w:w="1598" w:type="dxa"/>
+          </w:tcPr>
+          <w:p>
+            <w:r>
+              <w:t>Must Have / Imprescindible</w:t>
+            </w:r>
+          </w:p>
+        </w:tc>
+        <w:tc>
+          <w:tcPr>
+            <w:tcW w:w="1190" w:type="dxa"/>
+          </w:tcPr>
+          <w:p>
+            <w:r>
+              <w:t>3 SP</w:t>
+            </w:r>
+          </w:p>
+        </w:tc>
+        <w:tc>
+          <w:tcPr>
+            <w:tcW w:w="1650" w:type="dxa"/>
+          </w:tcPr>
+          <w:p>
+            <w:r>
+              <w:t>Erick Quinchavil</w:t>
+            </w:r>
+          </w:p>
+        </w:tc>
+      </w:tr>
+      <w:tr>
+        <w:tc>
+          <w:tcPr>
+            <w:tcW w:w="842" w:type="dxa"/>
+          </w:tcPr>
+          <w:p>
+            <w:r>
+              <w:t>HU-36</w:t>
+            </w:r>
+          </w:p>
+        </w:tc>
+        <w:tc>
+          <w:tcPr>
+            <w:tcW w:w="1421" w:type="dxa"/>
+          </w:tcPr>
+          <w:p>
+            <w:r>
+              <w:t>E09: Integración</w:t>
+            </w:r>
+          </w:p>
+        </w:tc>
+        <w:tc>
+          <w:tcPr>
+            <w:tcW w:w="2127" w:type="dxa"/>
+          </w:tcPr>
+          <w:p>
+            <w:r>
+              <w:t>Sincronización de la copia local</w:t>
+            </w:r>
+          </w:p>
+        </w:tc>
+        <w:tc>
+          <w:tcPr>
+            <w:tcW w:w="1598" w:type="dxa"/>
+          </w:tcPr>
+          <w:p>
+            <w:r>
+              <w:t>Must Have / Imprescindible</w:t>
+            </w:r>
+          </w:p>
+        </w:tc>
+        <w:tc>
+          <w:tcPr>
+            <w:tcW w:w="1190" w:type="dxa"/>
+          </w:tcPr>
+          <w:p>
+            <w:r>
+              <w:t>5 SP</w:t>
+            </w:r>
+          </w:p>
+        </w:tc>
+        <w:tc>
+          <w:tcPr>
+            <w:tcW w:w="1650" w:type="dxa"/>
+          </w:tcPr>
+          <w:p>
+            <w:r>
+              <w:t>Brandon Cayuela</w:t>
+            </w:r>
+          </w:p>
+        </w:tc>
+      </w:tr>
+      <w:tr>
+        <w:tc>
+          <w:tcPr>
+            <w:tcW w:w="842" w:type="dxa"/>
+          </w:tcPr>
+          <w:p>
+            <w:r>
+              <w:t>HU-37</w:t>
+            </w:r>
+          </w:p>
+        </w:tc>
+        <w:tc>
+          <w:tcPr>
+            <w:tcW w:w="1421" w:type="dxa"/>
+          </w:tcPr>
+          <w:p>
+            <w:r>
+              <w:t>E09: Integración</w:t>
+            </w:r>
+          </w:p>
+        </w:tc>
+        <w:tc>
+          <w:tcPr>
+            <w:tcW w:w="2127" w:type="dxa"/>
+          </w:tcPr>
+          <w:p>
+            <w:r>
+              <w:t>Recepción de resultados en el backend</w:t>
+            </w:r>
+          </w:p>
+        </w:tc>
+        <w:tc>
+          <w:tcPr>
+            <w:tcW w:w="1598" w:type="dxa"/>
+          </w:tcPr>
+          <w:p>
+            <w:r>
+              <w:t>Must Have / Imprescindible</w:t>
+            </w:r>
+          </w:p>
+        </w:tc>
+        <w:tc>
+          <w:tcPr>
+            <w:tcW w:w="1190" w:type="dxa"/>
+          </w:tcPr>
+          <w:p>
+            <w:r>
+              <w:t>5 SP</w:t>
+            </w:r>
+          </w:p>
+        </w:tc>
+        <w:tc>
+          <w:tcPr>
+            <w:tcW w:w="1650" w:type="dxa"/>
+          </w:tcPr>
+          <w:p>
+            <w:r>
+              <w:t>Brandon Cayuela</w:t>
+            </w:r>
+          </w:p>
+        </w:tc>
+      </w:tr>
+      <w:tr>
+        <w:tc>
+          <w:tcPr>
+            <w:tcW w:w="842" w:type="dxa"/>
+          </w:tcPr>
+          <w:p>
+            <w:r>
+              <w:t>HU-38</w:t>
+            </w:r>
+          </w:p>
+        </w:tc>
+        <w:tc>
+          <w:tcPr>
+            <w:tcW w:w="1421" w:type="dxa"/>
+          </w:tcPr>
+          <w:p>
+            <w:r>
+              <w:t>E10: Pruebas y Cierre</w:t>
+            </w:r>
+          </w:p>
+        </w:tc>
+        <w:tc>
+          <w:tcPr>
+            <w:tcW w:w="2127" w:type="dxa"/>
+          </w:tcPr>
+          <w:p>
+            <w:r>
+              <w:t>Pruebas en terreno</w:t>
+            </w:r>
+          </w:p>
+        </w:tc>
+        <w:tc>
+          <w:tcPr>
+            <w:tcW w:w="1598" w:type="dxa"/>
+          </w:tcPr>
+          <w:p>
+            <w:r>
+              <w:t>Must Have / Imprescindible</w:t>
+            </w:r>
+          </w:p>
+        </w:tc>
+        <w:tc>
+          <w:tcPr>
+            <w:tcW w:w="1190" w:type="dxa"/>
+          </w:tcPr>
+          <w:p>
+            <w:r>
+              <w:t>5 SP</w:t>
+            </w:r>
+          </w:p>
+        </w:tc>
+        <w:tc>
+          <w:tcPr>
+            <w:tcW w:w="1650" w:type="dxa"/>
+          </w:tcPr>
+          <w:p>
+            <w:r>
+              <w:t>Erick Q. / Brandon C.</w:t>
+            </w:r>
+          </w:p>
+        </w:tc>
+      </w:tr>
+      <w:tr>
+        <w:tc>
+          <w:tcPr>
+            <w:tcW w:w="842" w:type="dxa"/>
+          </w:tcPr>
+          <w:p>
+            <w:r>
+              <w:t>HU-09</w:t>
+            </w:r>
+          </w:p>
+        </w:tc>
+        <w:tc>
+          <w:tcPr>
+            <w:tcW w:w="1421" w:type="dxa"/>
+          </w:tcPr>
+          <w:p>
+            <w:r>
+              <w:t>E02: Modelo de Datos</w:t>
+            </w:r>
+          </w:p>
+        </w:tc>
+        <w:tc>
+          <w:tcPr>
+            <w:tcW w:w="2127" w:type="dxa"/>
+          </w:tcPr>
+          <w:p>
+            <w:r>
+              <w:t>Consultas eficientes</w:t>
+            </w:r>
+          </w:p>
+        </w:tc>
+        <w:tc>
+          <w:tcPr>
+            <w:tcW w:w="1598" w:type="dxa"/>
+          </w:tcPr>
+          <w:p>
+            <w:r>
+              <w:t>Should Have / Debería tener</w:t>
+            </w:r>
+          </w:p>
+        </w:tc>
+        <w:tc>
+          <w:tcPr>
+            <w:tcW w:w="1190" w:type="dxa"/>
+          </w:tcPr>
+          <w:p>
+            <w:r>
+              <w:t>3 SP</w:t>
+            </w:r>
+          </w:p>
+        </w:tc>
+        <w:tc>
+          <w:tcPr>
+            <w:tcW w:w="1650" w:type="dxa"/>
+          </w:tcPr>
+          <w:p>
+            <w:r>
+              <w:t>Erick Quinchavil</w:t>
+            </w:r>
+          </w:p>
+        </w:tc>
+      </w:tr>
+      <w:tr>
+        <w:tc>
+          <w:tcPr>
+            <w:tcW w:w="842" w:type="dxa"/>
+          </w:tcPr>
+          <w:p>
+            <w:r>
+              <w:t>HU-16</w:t>
+            </w:r>
+          </w:p>
+        </w:tc>
+        <w:tc>
+          <w:tcPr>
+            <w:tcW w:w="1421" w:type="dxa"/>
+          </w:tcPr>
+          <w:p>
+            <w:r>
+              <w:t>E04: Hardware Borde</w:t>
+            </w:r>
+          </w:p>
+        </w:tc>
+        <w:tc>
+          <w:tcPr>
+            <w:tcW w:w="2127" w:type="dxa"/>
+          </w:tcPr>
+          <w:p>
+            <w:r>
+              <w:t>Conexión de red cableada</w:t>
+            </w:r>
+          </w:p>
+        </w:tc>
+        <w:tc>
+          <w:tcPr>
+            <w:tcW w:w="1598" w:type="dxa"/>
+          </w:tcPr>
+          <w:p>
+            <w:r>
+              <w:t>Should Have / Debería tener</w:t>
+            </w:r>
+          </w:p>
+        </w:tc>
+        <w:tc>
+          <w:tcPr>
+            <w:tcW w:w="1190" w:type="dxa"/>
+          </w:tcPr>
+          <w:p>
+            <w:r>
+              <w:t>2 SP</w:t>
+            </w:r>
+          </w:p>
+        </w:tc>
+        <w:tc>
+          <w:tcPr>
+            <w:tcW w:w="1650" w:type="dxa"/>
+          </w:tcPr>
+          <w:p>
+            <w:r>
+              <w:t>Erick Quinchavil</w:t>
+            </w:r>
+          </w:p>
+        </w:tc>
+      </w:tr>
+      <w:tr>
+        <w:tc>
+          <w:tcPr>
+            <w:tcW w:w="842" w:type="dxa"/>
+          </w:tcPr>
+          <w:p>
+            <w:r>
+              <w:t>HU-23</w:t>
+            </w:r>
+          </w:p>
+        </w:tc>
+        <w:tc>
+          <w:tcPr>
+            <w:tcW w:w="1421" w:type="dxa"/>
+          </w:tcPr>
+          <w:p>
+            <w:r>
+              <w:t>E06: Gestión Admin.</w:t>
+            </w:r>
+          </w:p>
+        </w:tc>
+        <w:tc>
+          <w:tcPr>
+            <w:tcW w:w="2127" w:type="dxa"/>
+          </w:tcPr>
+          <w:p>
+            <w:r>
+              <w:t>Gestión de accesos de la plataforma</w:t>
+            </w:r>
+          </w:p>
+        </w:tc>
+        <w:tc>
+          <w:tcPr>
+            <w:tcW w:w="1598" w:type="dxa"/>
+          </w:tcPr>
+          <w:p>
+            <w:r>
+              <w:t>Should Have / Debería tener</w:t>
+            </w:r>
+          </w:p>
+        </w:tc>
+        <w:tc>
+          <w:tcPr>
+            <w:tcW w:w="1190" w:type="dxa"/>
+          </w:tcPr>
+          <w:p>
+            <w:r>
+              <w:t>3 SP</w:t>
+            </w:r>
+          </w:p>
+        </w:tc>
+        <w:tc>
+          <w:tcPr>
+            <w:tcW w:w="1650" w:type="dxa"/>
+          </w:tcPr>
+          <w:p>
+            <w:r>
+              <w:t>Brandon Cayuela</w:t>
+            </w:r>
+          </w:p>
+        </w:tc>
+      </w:tr>
+      <w:tr>
+        <w:tc>
+          <w:tcPr>
+            <w:tcW w:w="842" w:type="dxa"/>
+          </w:tcPr>
+          <w:p>
+            <w:r>
+              <w:t>HU-26</w:t>
+            </w:r>
+          </w:p>
+        </w:tc>
+        <w:tc>
+          <w:tcPr>
+            <w:tcW w:w="1421" w:type="dxa"/>
+          </w:tcPr>
+          <w:p>
+            <w:r>
+              <w:t>E06: Gestión Admin.</w:t>
+            </w:r>
+          </w:p>
+        </w:tc>
+        <w:tc>
+          <w:tcPr>
+            <w:tcW w:w="2127" w:type="dxa"/>
+          </w:tcPr>
+          <w:p>
+            <w:r>
+              <w:t>Revisión de cambios de los propietarios</w:t>
+            </w:r>
+          </w:p>
+        </w:tc>
+        <w:tc>
+          <w:tcPr>
+            <w:tcW w:w="1598" w:type="dxa"/>
+          </w:tcPr>
+          <w:p>
+            <w:r>
+              <w:t>Should Have / Debería tener</w:t>
+            </w:r>
+          </w:p>
+        </w:tc>
+        <w:tc>
+          <w:tcPr>
+            <w:tcW w:w="1190" w:type="dxa"/>
+          </w:tcPr>
+          <w:p>
+            <w:r>
+              <w:t>3 SP</w:t>
+            </w:r>
+          </w:p>
+        </w:tc>
+        <w:tc>
+          <w:tcPr>
+            <w:tcW w:w="1650" w:type="dxa"/>
+          </w:tcPr>
+          <w:p>
+            <w:r>
+              <w:t>Brandon Cayuela</w:t>
+            </w:r>
+          </w:p>
+        </w:tc>
+      </w:tr>
+      <w:tr>
+        <w:tc>
+          <w:tcPr>
+            <w:tcW w:w="842" w:type="dxa"/>
+          </w:tcPr>
+          <w:p>
+            <w:r>
+              <w:t>HU-33</w:t>
+            </w:r>
+          </w:p>
+        </w:tc>
+        <w:tc>
+          <w:tcPr>
+            <w:tcW w:w="1421" w:type="dxa"/>
+          </w:tcPr>
+          <w:p>
+            <w:r>
+              <w:t>E08: Alertas e Historial</w:t>
+            </w:r>
+          </w:p>
+        </w:tc>
+        <w:tc>
+          <w:tcPr>
+            <w:tcW w:w="2127" w:type="dxa"/>
+          </w:tcPr>
+          <w:p>
+            <w:r>
+              <w:t>Historial de accesos</w:t>
+            </w:r>
+          </w:p>
+        </w:tc>
+        <w:tc>
+          <w:tcPr>
+            <w:tcW w:w="1598" w:type="dxa"/>
+          </w:tcPr>
+          <w:p>
+            <w:r>
+              <w:t>Should Have / Debería tener</w:t>
+            </w:r>
+          </w:p>
+        </w:tc>
+        <w:tc>
+          <w:tcPr>
+            <w:tcW w:w="1190" w:type="dxa"/>
+          </w:tcPr>
+          <w:p>
+            <w:r>
+              <w:t>3 SP</w:t>
+            </w:r>
+          </w:p>
+        </w:tc>
+        <w:tc>
+          <w:tcPr>
+            <w:tcW w:w="1650" w:type="dxa"/>
+          </w:tcPr>
+          <w:p>
+            <w:r>
+              <w:t>Brandon Cayuela</w:t>
+            </w:r>
+          </w:p>
+        </w:tc>
+      </w:tr>
+      <w:tr>
+        <w:tc>
+          <w:tcPr>
+            <w:tcW w:w="842" w:type="dxa"/>
+          </w:tcPr>
+          <w:p>
+            <w:r>
+              <w:t>HU-39</w:t>
+            </w:r>
+          </w:p>
+        </w:tc>
+        <w:tc>
+          <w:tcPr>
+            <w:tcW w:w="1421" w:type="dxa"/>
+          </w:tcPr>
+          <w:p>
+            <w:r>
+              <w:t>E10: Pruebas y Cierre</w:t>
+            </w:r>
+          </w:p>
+        </w:tc>
+        <w:tc>
+          <w:tcPr>
+            <w:tcW w:w="2127" w:type="dxa"/>
+          </w:tcPr>
+          <w:p>
+            <w:r>
+              <w:t>Calibración del modelo</w:t>
+            </w:r>
+          </w:p>
+        </w:tc>
+        <w:tc>
+          <w:tcPr>
+            <w:tcW w:w="1598" w:type="dxa"/>
+          </w:tcPr>
+          <w:p>
+            <w:r>
+              <w:t>Should Have / Debería tener</w:t>
+            </w:r>
+          </w:p>
+        </w:tc>
+        <w:tc>
+          <w:tcPr>
+            <w:tcW w:w="1190" w:type="dxa"/>
+          </w:tcPr>
+          <w:p>
+            <w:r>
+              <w:t>5 SP</w:t>
+            </w:r>
+          </w:p>
+        </w:tc>
+        <w:tc>
+          <w:tcPr>
+            <w:tcW w:w="1650" w:type="dxa"/>
+          </w:tcPr>
+          <w:p>
+            <w:r>
+              <w:t>Erick Quinchavil</w:t>
+            </w:r>
+          </w:p>
+        </w:tc>
+      </w:tr>
+      <w:tr>
+        <w:tc>
+          <w:tcPr>
+            <w:tcW w:w="842" w:type="dxa"/>
+          </w:tcPr>
+          <w:p>
+            <w:r>
+              <w:lastRenderedPageBreak/>
+              <w:t>HU-40</w:t>
+            </w:r>
+          </w:p>
+        </w:tc>
+        <w:tc>
+          <w:tcPr>
+            <w:tcW w:w="1421" w:type="dxa"/>
+          </w:tcPr>
+          <w:p>
+            <w:r>
+              <w:t>E10: Pruebas y Cierre</w:t>
+            </w:r>
+          </w:p>
+        </w:tc>
+        <w:tc>
+          <w:tcPr>
+            <w:tcW w:w="2127" w:type="dxa"/>
+          </w:tcPr>
+          <w:p>
+            <w:r>
+              <w:t>Correcciones y documentación final</w:t>
+            </w:r>
+          </w:p>
+        </w:tc>
+        <w:tc>
+          <w:tcPr>
+            <w:tcW w:w="1598" w:type="dxa"/>
+          </w:tcPr>
+          <w:p>
+            <w:r>
+              <w:t>Should Have / Debería tener</w:t>
+            </w:r>
+          </w:p>
+        </w:tc>
+        <w:tc>
+          <w:tcPr>
+            <w:tcW w:w="1190" w:type="dxa"/>
+          </w:tcPr>
+          <w:p>
+            <w:r>
+              <w:t>3 SP</w:t>
+            </w:r>
+          </w:p>
+        </w:tc>
+        <w:tc>
+          <w:tcPr>
+            <w:tcW w:w="1650" w:type="dxa"/>
+          </w:tcPr>
+          <w:p>
+            <w:r>
+              <w:t>Brandon Cayuela</w:t>
+            </w:r>
+          </w:p>
+        </w:tc>
+      </w:tr>
+      <w:tr>
+        <w:tc>
+          <w:tcPr>
+            <w:tcW w:w="842" w:type="dxa"/>
+          </w:tcPr>
+          <w:p>
+            <w:r>
+              <w:t>HU-19</w:t>
+            </w:r>
+          </w:p>
+        </w:tc>
+        <w:tc>
+          <w:tcPr>
+            <w:tcW w:w="1421" w:type="dxa"/>
+          </w:tcPr>
+          <w:p>
+            <w:r>
+              <w:t>E05: Plataforma Web Base</w:t>
+            </w:r>
+          </w:p>
+        </w:tc>
+        <w:tc>
+          <w:tcPr>
+            <w:tcW w:w="2127" w:type="dxa"/>
+          </w:tcPr>
+          <w:p>
+            <w:r>
+              <w:t>Propietario en más de un recinto</w:t>
+            </w:r>
+          </w:p>
+        </w:tc>
+        <w:tc>
+          <w:tcPr>
+            <w:tcW w:w="1598" w:type="dxa"/>
+          </w:tcPr>
+          <w:p>
+            <w:r>
+              <w:t>Could Have / Podría tener</w:t>
+            </w:r>
+          </w:p>
+        </w:tc>
+        <w:tc>
+          <w:tcPr>
+            <w:tcW w:w="1190" w:type="dxa"/>
+          </w:tcPr>
+          <w:p>
+            <w:r>
+              <w:t>3 SP</w:t>
+            </w:r>
+          </w:p>
+        </w:tc>
+        <w:tc>
+          <w:tcPr>
+            <w:tcW w:w="1650" w:type="dxa"/>
+          </w:tcPr>
+          <w:p>
+            <w:r>
+              <w:t>Brandon Cayuela</w:t>
+            </w:r>
+          </w:p>
+        </w:tc>
+      </w:tr>
+      <w:tr>
+        <w:tc>
+          <w:tcPr>
+            <w:tcW w:w="842" w:type="dxa"/>
+          </w:tcPr>
+          <w:p>
+            <w:r>
+              <w:t>HU-20</w:t>
+            </w:r>
+          </w:p>
+        </w:tc>
+        <w:tc>
+          <w:tcPr>
+            <w:tcW w:w="1421" w:type="dxa"/>
+          </w:tcPr>
+          <w:p>
+            <w:r>
+              <w:t>E05: Plataforma Web Base</w:t>
+            </w:r>
+          </w:p>
+        </w:tc>
+        <w:tc>
+          <w:tcPr>
+            <w:tcW w:w="2127" w:type="dxa"/>
+          </w:tcPr>
+          <w:p>
+            <w:r>
+              <w:t>Guardia en más de un recinto</w:t>
+            </w:r>
+          </w:p>
+        </w:tc>
+        <w:tc>
+          <w:tcPr>
+            <w:tcW w:w="1598" w:type="dxa"/>
+          </w:tcPr>
+          <w:p>
+            <w:r>
+              <w:t>Could Have / Podría tener</w:t>
+            </w:r>
+          </w:p>
+        </w:tc>
+        <w:tc>
+          <w:tcPr>
+            <w:tcW w:w="1190" w:type="dxa"/>
+          </w:tcPr>
+          <w:p>
+            <w:r>
+              <w:t>3 SP</w:t>
+            </w:r>
+          </w:p>
+        </w:tc>
+        <w:tc>
+          <w:tcPr>
+            <w:tcW w:w="1650" w:type="dxa"/>
+          </w:tcPr>
+          <w:p>
+            <w:r>
+              <w:t>Brandon Cayuela</w:t>
+            </w:r>
+          </w:p>
+        </w:tc>
+      </w:tr>
+      <w:tr>
+        <w:tc>
+          <w:tcPr>
+            <w:tcW w:w="842" w:type="dxa"/>
+          </w:tcPr>
+          <w:p>
+            <w:r>
+              <w:t>HU-29</w:t>
+            </w:r>
+          </w:p>
+        </w:tc>
+        <w:tc>
+          <w:tcPr>
+            <w:tcW w:w="1421" w:type="dxa"/>
+          </w:tcPr>
+          <w:p>
+            <w:r>
+              <w:t>E07: Autogestión</w:t>
+            </w:r>
+          </w:p>
+        </w:tc>
+        <w:tc>
+          <w:tcPr>
+            <w:tcW w:w="2127" w:type="dxa"/>
+          </w:tcPr>
+          <w:p>
+            <w:r>
+              <w:t>Desactivación de visitas</w:t>
+            </w:r>
+          </w:p>
+        </w:tc>
+        <w:tc>
+          <w:tcPr>
+            <w:tcW w:w="1598" w:type="dxa"/>
+          </w:tcPr>
+          <w:p>
+            <w:r>
+              <w:t>Could Have / Podría tener</w:t>
+            </w:r>
+          </w:p>
+        </w:tc>
+        <w:tc>
+          <w:tcPr>
+            <w:tcW w:w="1190" w:type="dxa"/>
+          </w:tcPr>
+          <w:p>
+            <w:r>
+              <w:t>2 SP</w:t>
             </w:r>
           </w:p>
         </w:tc>
@@ -2917,7 +4288,7 @@
           <w:szCs w:val="22"/>
         </w:rPr>
       </w:pPr>
-      <w:bookmarkStart w:id="6" w:name="_Toc241443301"/>
+      <w:bookmarkStart w:id="6" w:name="_Toc242290304"/>
       <w:r>
         <w:rPr>
           <w:i/>
@@ -3002,7 +4373,7 @@
           </w:tcPr>
           <w:p>
             <w:r>
-              <w:t>15 HUs</w:t>
+              <w:t>30 HUs</w:t>
             </w:r>
           </w:p>
         </w:tc>
@@ -3012,13 +4383,7 @@
           </w:tcPr>
           <w:p>
             <w:r>
-              <w:t>6</w:t>
-            </w:r>
-            <w:r>
-              <w:t>2</w:t>
-            </w:r>
-            <w:r>
-              <w:t xml:space="preserve"> SP</w:t>
+              <w:t>120 SP</w:t>
             </w:r>
           </w:p>
         </w:tc>
@@ -3028,7 +4393,7 @@
           </w:tcPr>
           <w:p>
             <w:r>
-              <w:t>66,66%</w:t>
+              <w:t>80,00%</w:t>
             </w:r>
           </w:p>
         </w:tc>
@@ -3050,7 +4415,7 @@
           </w:tcPr>
           <w:p>
             <w:r>
-              <w:t>6 HUs</w:t>
+              <w:t>7 HUs</w:t>
             </w:r>
           </w:p>
         </w:tc>
@@ -3060,13 +4425,7 @@
           </w:tcPr>
           <w:p>
             <w:r>
-              <w:t>2</w:t>
-            </w:r>
-            <w:r>
-              <w:t>9</w:t>
-            </w:r>
-            <w:r>
-              <w:t xml:space="preserve"> SP</w:t>
+              <w:t>22 SP</w:t>
             </w:r>
           </w:p>
         </w:tc>
@@ -3076,10 +4435,7 @@
           </w:tcPr>
           <w:p>
             <w:r>
-              <w:t>31,18</w:t>
-            </w:r>
-            <w:r>
-              <w:t>%</w:t>
+              <w:t>14,67%</w:t>
             </w:r>
           </w:p>
         </w:tc>
@@ -3101,7 +4457,7 @@
           </w:tcPr>
           <w:p>
             <w:r>
-              <w:t>1 HU</w:t>
+              <w:t>3 HUs</w:t>
             </w:r>
           </w:p>
         </w:tc>
@@ -3111,7 +4467,7 @@
           </w:tcPr>
           <w:p>
             <w:r>
-              <w:t>2 SP</w:t>
+              <w:t>8 SP</w:t>
             </w:r>
           </w:p>
         </w:tc>
@@ -3121,13 +4477,7 @@
           </w:tcPr>
           <w:p>
             <w:r>
-              <w:t>2,</w:t>
-            </w:r>
-            <w:r>
-              <w:t>15</w:t>
-            </w:r>
-            <w:r>
-              <w:t>%</w:t>
+              <w:t>5,33%</w:t>
             </w:r>
           </w:p>
         </w:tc>
@@ -3149,7 +4499,7 @@
           </w:tcPr>
           <w:p>
             <w:r>
-              <w:t>22 HUs</w:t>
+              <w:t>40 HUs</w:t>
             </w:r>
           </w:p>
         </w:tc>
@@ -3159,10 +4509,7 @@
           </w:tcPr>
           <w:p>
             <w:r>
-              <w:t>93</w:t>
-            </w:r>
-            <w:r>
-              <w:t xml:space="preserve"> SP</w:t>
+              <w:t>150 SP</w:t>
             </w:r>
           </w:p>
         </w:tc>
@@ -3172,7 +4519,7 @@
           </w:tcPr>
           <w:p>
             <w:r>
-              <w:t>100,0%</w:t>
+              <w:t>100,00%</w:t>
             </w:r>
           </w:p>
         </w:tc>
@@ -3229,7 +4576,7 @@
           <w:szCs w:val="32"/>
         </w:rPr>
       </w:pPr>
-      <w:bookmarkStart w:id="7" w:name="_Toc241443302"/>
+      <w:bookmarkStart w:id="7" w:name="_Toc242290305"/>
       <w:r>
         <w:rPr>
           <w:b/>
@@ -3241,13 +4588,13 @@
           <w:szCs w:val="32"/>
         </w:rPr>
         <w:lastRenderedPageBreak/>
-        <w:t>Estrategia de Levantamiento y Liberación por Release</w:t>
+        <w:t>Planificación de Historias de Usuario por Sprint</w:t>
       </w:r>
       <w:bookmarkEnd w:id="7"/>
     </w:p>
     <w:p>
       <w:r>
-        <w:t>Para garantizar la entrega continua de valor y cumplir con las 18 semanas del periodo académico, la ejecución de las Historias de Usuario se distribuye en tres grandes hitos de liberación:</w:t>
+        <w:t>De acuerdo con el documento de Definición del Proyecto APT (Fase 1), las semanas 1 a 4 se destinan a la planificación y el desarrollo se organiza en seis sprints (Sprints 0 a 4 de dos semanas y Sprint 5 de una semana). Cada sprint contempla historias de usuario de ambos integrantes, permitiendo el desarrollo en paralelo hasta la integración del sistema en el Sprint 4.</w:t>
       </w:r>
     </w:p>
     <w:p>
@@ -3258,43 +4605,267 @@
           <w:iCs/>
         </w:rPr>
       </w:pPr>
-      <w:bookmarkStart w:id="8" w:name="_Toc241443303"/>
+      <w:bookmarkStart w:id="8" w:name="_Toc242290306"/>
       <w:r>
         <w:rPr>
           <w:i/>
           <w:iCs/>
         </w:rPr>
-        <w:t xml:space="preserve">Release 1: Plataforma Base, Modelo de Datos y Pipeline Edge (Sprints </w:t>
+        <w:t>Planificación (Semanas 1 - 4: 10/08 al 05/09/2026)</w:t>
       </w:r>
+      <w:bookmarkEnd w:id="8"/>
+    </w:p>
+    <w:p>
+      <w:pPr>
+        <w:pStyle w:val="Prrafodelista"/>
+        <w:numPr>
+          <w:ilvl w:val="0"/>
+          <w:numId w:val="4"/>
+        </w:numPr>
+      </w:pPr>
+      <w:r>
+        <w:t>Foco: Definición del proyecto y diseño del modelo de datos (MER).</w:t>
+      </w:r>
+    </w:p>
+    <w:p>
+      <w:pPr>
+        <w:pStyle w:val="Prrafodelista"/>
+        <w:numPr>
+          <w:ilvl w:val="0"/>
+          <w:numId w:val="4"/>
+        </w:numPr>
+      </w:pPr>
+      <w:r>
+        <w:t>Erick Quinchavil: HU-06 (3 SP).</w:t>
+      </w:r>
+    </w:p>
+    <w:p>
+      <w:pPr>
+        <w:pStyle w:val="Prrafodelista"/>
+        <w:numPr>
+          <w:ilvl w:val="0"/>
+          <w:numId w:val="4"/>
+        </w:numPr>
+      </w:pPr>
+      <w:r>
+        <w:t>Total SP Planificación: 3 SP.</w:t>
+      </w:r>
+    </w:p>
+    <w:p>
+      <w:pPr>
+        <w:pStyle w:val="Ttulo3"/>
+        <w:rPr>
+          <w:i/>
+          <w:iCs/>
+        </w:rPr>
+      </w:pPr>
+      <w:bookmarkStart w:id="9" w:name="_Toc242290307"/>
       <w:r>
         <w:rPr>
           <w:i/>
           <w:iCs/>
         </w:rPr>
-        <w:t xml:space="preserve">0 - </w:t>
+        <w:t>Sprint 0 (Semanas 5 - 6: 07/09 al 19/09/2026)</w:t>
       </w:r>
+      <w:bookmarkEnd w:id="9"/>
+    </w:p>
+    <w:p>
+      <w:pPr>
+        <w:pStyle w:val="Prrafodelista"/>
+        <w:numPr>
+          <w:ilvl w:val="0"/>
+          <w:numId w:val="4"/>
+        </w:numPr>
+      </w:pPr>
+      <w:r>
+        <w:t>Foco: Preparación de plataformas, backend base, base de datos y dataset.</w:t>
+      </w:r>
+    </w:p>
+    <w:p>
+      <w:pPr>
+        <w:pStyle w:val="Prrafodelista"/>
+        <w:numPr>
+          <w:ilvl w:val="0"/>
+          <w:numId w:val="4"/>
+        </w:numPr>
+      </w:pPr>
+      <w:r>
+        <w:t>Erick Quinchavil: HU-07, HU-08, HU-09, HU-10 (13 SP).</w:t>
+      </w:r>
+    </w:p>
+    <w:p>
+      <w:pPr>
+        <w:pStyle w:val="Prrafodelista"/>
+        <w:numPr>
+          <w:ilvl w:val="0"/>
+          <w:numId w:val="4"/>
+        </w:numPr>
+      </w:pPr>
+      <w:r>
+        <w:t>Brandon Cayuela: HU-01, HU-02, HU-03, HU-04, HU-05 (17 SP).</w:t>
+      </w:r>
+    </w:p>
+    <w:p>
+      <w:pPr>
+        <w:pStyle w:val="Prrafodelista"/>
+        <w:numPr>
+          <w:ilvl w:val="0"/>
+          <w:numId w:val="4"/>
+        </w:numPr>
+      </w:pPr>
+      <w:r>
+        <w:t>Total SP Sprint 0: 30 SP.</w:t>
+      </w:r>
+    </w:p>
+    <w:p>
+      <w:pPr>
+        <w:pStyle w:val="Ttulo3"/>
+        <w:rPr>
+          <w:i/>
+          <w:iCs/>
+        </w:rPr>
+      </w:pPr>
+      <w:bookmarkStart w:id="10" w:name="_Toc242290308"/>
       <w:r>
         <w:rPr>
           <w:i/>
           <w:iCs/>
         </w:rPr>
-        <w:t xml:space="preserve">1 - 2 | Semanas 5 - </w:t>
+        <w:t>Sprint 1 (Semanas 7 - 8: 21/09 al 03/10/2026)</w:t>
       </w:r>
+      <w:bookmarkEnd w:id="10"/>
+    </w:p>
+    <w:p>
+      <w:pPr>
+        <w:pStyle w:val="Prrafodelista"/>
+        <w:numPr>
+          <w:ilvl w:val="0"/>
+          <w:numId w:val="4"/>
+        </w:numPr>
+      </w:pPr>
+      <w:r>
+        <w:t>Foco: Detección de vehículos, inicio de sesión y vistas por rol.</w:t>
+      </w:r>
+    </w:p>
+    <w:p>
+      <w:pPr>
+        <w:pStyle w:val="Prrafodelista"/>
+        <w:numPr>
+          <w:ilvl w:val="0"/>
+          <w:numId w:val="4"/>
+        </w:numPr>
+      </w:pPr>
+      <w:r>
+        <w:t>Erick Quinchavil: HU-11 (8 SP).</w:t>
+      </w:r>
+    </w:p>
+    <w:p>
+      <w:pPr>
+        <w:pStyle w:val="Prrafodelista"/>
+        <w:numPr>
+          <w:ilvl w:val="0"/>
+          <w:numId w:val="4"/>
+        </w:numPr>
+      </w:pPr>
+      <w:r>
+        <w:t>Brandon Cayuela: HU-17, HU-18, HU-19, HU-20 (14 SP).</w:t>
+      </w:r>
+    </w:p>
+    <w:p>
+      <w:pPr>
+        <w:pStyle w:val="Prrafodelista"/>
+        <w:numPr>
+          <w:ilvl w:val="0"/>
+          <w:numId w:val="4"/>
+        </w:numPr>
+      </w:pPr>
+      <w:r>
+        <w:t>Total SP Sprint 1: 22 SP.</w:t>
+      </w:r>
+    </w:p>
+    <w:p>
+      <w:pPr>
+        <w:pStyle w:val="Ttulo3"/>
+        <w:rPr>
+          <w:i/>
+          <w:iCs/>
+        </w:rPr>
+      </w:pPr>
+      <w:bookmarkStart w:id="11" w:name="_Toc242290309"/>
       <w:r>
         <w:rPr>
           <w:i/>
           <w:iCs/>
         </w:rPr>
-        <w:t>10</w:t>
+        <w:t>Sprint 2 (Semanas 9 - 10: 05/10 al 17/10/2026)</w:t>
       </w:r>
+      <w:bookmarkEnd w:id="11"/>
+    </w:p>
+    <w:p>
+      <w:pPr>
+        <w:pStyle w:val="Prrafodelista"/>
+        <w:numPr>
+          <w:ilvl w:val="0"/>
+          <w:numId w:val="4"/>
+        </w:numPr>
+      </w:pPr>
+      <w:r>
+        <w:t>Foco: Detección de patentes y gestión de recintos, usuarios, vehículos y visitas.</w:t>
+      </w:r>
+    </w:p>
+    <w:p>
+      <w:pPr>
+        <w:pStyle w:val="Prrafodelista"/>
+        <w:numPr>
+          <w:ilvl w:val="0"/>
+          <w:numId w:val="4"/>
+        </w:numPr>
+      </w:pPr>
+      <w:r>
+        <w:t>Erick Quinchavil: HU-12 (8 SP).</w:t>
+      </w:r>
+    </w:p>
+    <w:p>
+      <w:pPr>
+        <w:pStyle w:val="Prrafodelista"/>
+        <w:numPr>
+          <w:ilvl w:val="0"/>
+          <w:numId w:val="4"/>
+        </w:numPr>
+      </w:pPr>
+      <w:r>
+        <w:t>Brandon Cayuela: HU-21, HU-22, HU-23, HU-24, HU-25, HU-26, HU-27, HU-28, HU-29 (26 SP).</w:t>
+      </w:r>
+    </w:p>
+    <w:p>
+      <w:pPr>
+        <w:pStyle w:val="Prrafodelista"/>
+        <w:numPr>
+          <w:ilvl w:val="0"/>
+          <w:numId w:val="4"/>
+        </w:numPr>
+      </w:pPr>
+      <w:r>
+        <w:t>Total SP Sprint 2: 34 SP.</w:t>
+      </w:r>
+    </w:p>
+    <w:p>
+      <w:pPr>
+        <w:pStyle w:val="Ttulo3"/>
+        <w:rPr>
+          <w:i/>
+          <w:iCs/>
+        </w:rPr>
+      </w:pPr>
+      <w:bookmarkStart w:id="12" w:name="_Toc242290310"/>
       <w:r>
         <w:rPr>
           <w:i/>
           <w:iCs/>
         </w:rPr>
-        <w:t>)</w:t>
+        <w:t>Sprint 3 (Semanas 11 - 12: 19/10 al 31/10/2026)</w:t>
       </w:r>
-      <w:bookmarkEnd w:id="8"/>
+      <w:bookmarkEnd w:id="12"/>
     </w:p>
     <w:p>
       <w:pPr>
@@ -3305,7 +4876,7 @@
         </w:numPr>
       </w:pPr>
       <w:r>
-        <w:t>Focus: Habilitar la infraestructura multi-tenant, la base de datos relacional y la captura/reconocimiento local en la Raspberry Pi 4.</w:t>
+        <w:t>Foco: Lectura de patentes (OCR), hardware de borde, alertas en tiempo real e historial de accesos.</w:t>
       </w:r>
     </w:p>
     <w:p>
@@ -3317,7 +4888,7 @@
         </w:numPr>
       </w:pPr>
       <w:r>
-        <w:t>HUs incluidas: HU-01, HU-02, HU-06, HU-07, HU-08, HU-09, HU-10, HU-11, HU-12, HU-13.</w:t>
+        <w:t>Erick Quinchavil: HU-13, HU-14, HU-15, HU-16 (13 SP).</w:t>
       </w:r>
     </w:p>
     <w:p>
@@ -3329,13 +4900,19 @@
         </w:numPr>
       </w:pPr>
       <w:r>
-        <w:t>Total SP Release 1: 3</w:t>
+        <w:t>Brandon Cayuela: HU-30, HU-31, HU-32, HU-33 (14 SP).</w:t>
       </w:r>
+    </w:p>
+    <w:p>
+      <w:pPr>
+        <w:pStyle w:val="Prrafodelista"/>
+        <w:numPr>
+          <w:ilvl w:val="0"/>
+          <w:numId w:val="4"/>
+        </w:numPr>
+      </w:pPr>
       <w:r>
-        <w:t>8</w:t>
-      </w:r>
-      <w:r>
-        <w:t xml:space="preserve"> SP.</w:t>
+        <w:t>Total SP Sprint 3: 27 SP.</w:t>
       </w:r>
     </w:p>
     <w:p>
@@ -3346,43 +4923,82 @@
           <w:iCs/>
         </w:rPr>
       </w:pPr>
-      <w:bookmarkStart w:id="9" w:name="_Toc241443304"/>
+      <w:bookmarkStart w:id="13" w:name="_Toc242290311"/>
       <w:r>
         <w:rPr>
           <w:i/>
           <w:iCs/>
         </w:rPr>
-        <w:t xml:space="preserve">Release 2: Portales Web, Gestión de Visitas y Sistema de Alertas (Sprints 3 - 4 | Semanas </w:t>
+        <w:t>Sprint 4 (Semanas 13 - 14: 02/11 al 14/11/2026)</w:t>
       </w:r>
+      <w:bookmarkEnd w:id="13"/>
+    </w:p>
+    <w:p>
+      <w:pPr>
+        <w:pStyle w:val="Prrafodelista"/>
+        <w:numPr>
+          <w:ilvl w:val="0"/>
+          <w:numId w:val="4"/>
+        </w:numPr>
+      </w:pPr>
+      <w:r>
+        <w:t>Foco: Integración del pipeline de la Raspberry Pi con el backend.</w:t>
+      </w:r>
+    </w:p>
+    <w:p>
+      <w:pPr>
+        <w:pStyle w:val="Prrafodelista"/>
+        <w:numPr>
+          <w:ilvl w:val="0"/>
+          <w:numId w:val="4"/>
+        </w:numPr>
+      </w:pPr>
+      <w:r>
+        <w:t>Erick Quinchavil: HU-34, HU-35 (11 SP).</w:t>
+      </w:r>
+    </w:p>
+    <w:p>
+      <w:pPr>
+        <w:pStyle w:val="Prrafodelista"/>
+        <w:numPr>
+          <w:ilvl w:val="0"/>
+          <w:numId w:val="4"/>
+        </w:numPr>
+      </w:pPr>
+      <w:r>
+        <w:lastRenderedPageBreak/>
+        <w:t>Brandon Cayuela: HU-36, HU-37 (10 SP).</w:t>
+      </w:r>
+    </w:p>
+    <w:p>
+      <w:pPr>
+        <w:pStyle w:val="Prrafodelista"/>
+        <w:numPr>
+          <w:ilvl w:val="0"/>
+          <w:numId w:val="4"/>
+        </w:numPr>
+      </w:pPr>
+      <w:r>
+        <w:t>Total SP Sprint 4: 21 SP.</w:t>
+      </w:r>
+    </w:p>
+    <w:p>
+      <w:pPr>
+        <w:pStyle w:val="Ttulo3"/>
+        <w:rPr>
+          <w:i/>
+          <w:iCs/>
+        </w:rPr>
+      </w:pPr>
+      <w:bookmarkStart w:id="14" w:name="_Toc242290312"/>
       <w:r>
         <w:rPr>
           <w:i/>
           <w:iCs/>
         </w:rPr>
-        <w:t>11</w:t>
+        <w:t>Sprint 5 (Semana 15: 16/11 al 21/11/2026)</w:t>
       </w:r>
-      <w:r>
-        <w:rPr>
-          <w:i/>
-          <w:iCs/>
-        </w:rPr>
-        <w:t xml:space="preserve"> - 1</w:t>
-      </w:r>
-      <w:r>
-        <w:rPr>
-          <w:i/>
-          <w:iCs/>
-        </w:rPr>
-        <w:t>4</w:t>
-      </w:r>
-      <w:r>
-        <w:rPr>
-          <w:i/>
-          <w:iCs/>
-        </w:rPr>
-        <w:t>)</w:t>
-      </w:r>
-      <w:bookmarkEnd w:id="9"/>
+      <w:bookmarkEnd w:id="14"/>
     </w:p>
     <w:p>
       <w:pPr>
@@ -3393,7 +5009,7 @@
         </w:numPr>
       </w:pPr>
       <w:r>
-        <w:t>Focus: Construcción de las interfaces para Administrador, Propietario y Guardia, e implementación de los canales WebSocket en tiempo real.</w:t>
+        <w:t>Foco: Pruebas en terreno, calibración, correcciones y documentación final.</w:t>
       </w:r>
     </w:p>
     <w:p>
@@ -3405,7 +5021,7 @@
         </w:numPr>
       </w:pPr>
       <w:r>
-        <w:t>HUs incluidas: HU-03, HU-04, HU-05, HU-15, HU-16, HU-17, HU-18, HU-19, HU-20.</w:t>
+        <w:t>Erick Quinchavil: HU-39 (5 SP).</w:t>
       </w:r>
     </w:p>
     <w:p>
@@ -3417,32 +5033,8 @@
         </w:numPr>
       </w:pPr>
       <w:r>
-        <w:t>Total SP Release 2: 3</w:t>
+        <w:t>Brandon Cayuela: HU-40 (3 SP).</w:t>
       </w:r>
-      <w:r>
-        <w:t>4</w:t>
-      </w:r>
-      <w:r>
-        <w:t xml:space="preserve"> SP.</w:t>
-      </w:r>
-    </w:p>
-    <w:p>
-      <w:pPr>
-        <w:pStyle w:val="Ttulo3"/>
-        <w:rPr>
-          <w:i/>
-          <w:iCs/>
-        </w:rPr>
-      </w:pPr>
-      <w:bookmarkStart w:id="10" w:name="_Toc241443305"/>
-      <w:r>
-        <w:rPr>
-          <w:i/>
-          <w:iCs/>
-        </w:rPr>
-        <w:t>Release 3: Optimización Infrarroja, Integración y Pruebas de Campo (Sprint 5 | Semana 15)</w:t>
-      </w:r>
-      <w:bookmarkEnd w:id="10"/>
     </w:p>
     <w:p>
       <w:pPr>
@@ -3453,7 +5045,7 @@
         </w:numPr>
       </w:pPr>
       <w:r>
-        <w:t>Focus: Ajuste del modelo bajo iluminación nocturna/IR, pruebas de integración con vehículos reales y evaluación de métricas de desempeño.</w:t>
+        <w:t>Conjunto: HU-38 (5 SP).</w:t>
       </w:r>
     </w:p>
     <w:p>
@@ -3465,7 +5057,43 @@
         </w:numPr>
       </w:pPr>
       <w:r>
-        <w:t>HUs incluidas: HU-14, HU-21, HU-22.</w:t>
+        <w:t>Total SP Sprint 5: 13 SP.</w:t>
+      </w:r>
+    </w:p>
+    <w:p>
+      <w:pPr>
+        <w:pStyle w:val="Ttulo2"/>
+        <w:pBdr>
+          <w:bottom w:val="single" w:sz="4" w:space="1" w:color="auto"/>
+        </w:pBdr>
+        <w:rPr>
+          <w:b/>
+          <w:bCs/>
+          <w:i/>
+          <w:iCs/>
+          <w:color w:val="auto"/>
+          <w:sz w:val="32"/>
+          <w:szCs w:val="32"/>
+        </w:rPr>
+      </w:pPr>
+      <w:bookmarkStart w:id="15" w:name="_Toc242290313"/>
+      <w:r>
+        <w:rPr>
+          <w:b/>
+          <w:bCs/>
+          <w:i/>
+          <w:iCs/>
+          <w:color w:val="auto"/>
+          <w:sz w:val="32"/>
+          <w:szCs w:val="32"/>
+        </w:rPr>
+        <w:t>Estado del Product Backlog (7 de octubre de 2026)</w:t>
+      </w:r>
+      <w:bookmarkEnd w:id="15"/>
+    </w:p>
+    <w:p>
+      <w:r>
+        <w:t>Avance registrado en Jira a la fecha de esta versión:</w:t>
       </w:r>
     </w:p>
     <w:p>
@@ -3477,13 +5105,43 @@
         </w:numPr>
       </w:pPr>
       <w:r>
-        <w:t xml:space="preserve">Total SP Release 3: </w:t>
+        <w:t>Planificación: HU-06 completada. El MER final se actualizó con las tablas implementadas (roles por recinto, visitas, alertas, auditoría y relación 1 a 1 entre cámara y Raspberry Pi).</w:t>
       </w:r>
+    </w:p>
+    <w:p>
+      <w:pPr>
+        <w:pStyle w:val="Prrafodelista"/>
+        <w:numPr>
+          <w:ilvl w:val="0"/>
+          <w:numId w:val="4"/>
+        </w:numPr>
+      </w:pPr>
       <w:r>
-        <w:t>21</w:t>
+        <w:t>Sprints 0, 1 y 2: cerrados, con todas sus historias de usuario completadas (86 SP).</w:t>
       </w:r>
+    </w:p>
+    <w:p>
+      <w:pPr>
+        <w:pStyle w:val="Prrafodelista"/>
+        <w:numPr>
+          <w:ilvl w:val="0"/>
+          <w:numId w:val="4"/>
+        </w:numPr>
+      </w:pPr>
       <w:r>
-        <w:t xml:space="preserve"> SP.</w:t>
+        <w:t>Sprint 3: iniciado. El modelo ya detecta y lee la patente; durante el sprint se continúa el entrenamiento de la lectura (OCR) para mejorar su exactitud, junto con la configuración de la Raspberry Pi y la cámara.</w:t>
+      </w:r>
+    </w:p>
+    <w:p>
+      <w:pPr>
+        <w:pStyle w:val="Prrafodelista"/>
+        <w:numPr>
+          <w:ilvl w:val="0"/>
+          <w:numId w:val="4"/>
+        </w:numPr>
+      </w:pPr>
+      <w:r>
+        <w:t>Sprints 4 y 5: pendientes, según la planificación.</w:t>
       </w:r>
     </w:p>
     <w:sectPr>
@@ -3549,7 +5207,7 @@
         <w:sz w:val="21"/>
         <w:szCs w:val="21"/>
       </w:rPr>
-      <w:t>Jueves 1 de Octubre</w:t>
+      <w:t>Miércoles 7 de Octubre</w:t>
     </w:r>
     <w:r>
       <w:rPr>
